--- a/广师大AIGC职业技能培训招生简章_大折页_V2.docx
+++ b/广师大AIGC职业技能培训招生简章_大折页_V2.docx
@@ -5308,6 +5308,1748 @@
         <w:spacing w:after="0" w:before="120"/>
       </w:pPr>
     </w:p>
+    <w:p>
+      <w:pPr>
+        <w:spacing w:after="0" w:before="60" w:line="276"/>
+        <w:jc w:val="left"/>
+      </w:pPr>
+      <w:r>
+        <w:rPr>
+          <w:rFonts w:ascii="Noto Serif SC" w:cs="Noto Serif SC" w:eastAsia="Noto Serif SC" w:hAnsi="Noto Serif SC"/>
+          <w:b/>
+          <w:bCs/>
+          <w:i w:val="false"/>
+          <w:iCs w:val="false"/>
+          <w:color w:val="1A7B6B"/>
+          <w:sz w:val="26"/>
+          <w:szCs w:val="26"/>
+        </w:rPr>
+        <w:t xml:space="preserve">方向五：AI智能体应用</w:t>
+      </w:r>
+    </w:p>
+    <w:tbl>
+      <w:tblPr>
+        <w:tblW w:type="dxa" w:w="9026"/>
+        <w:tblBorders>
+          <w:top w:val="single" w:color="auto" w:sz="4"/>
+          <w:left w:val="single" w:color="auto" w:sz="4"/>
+          <w:bottom w:val="single" w:color="auto" w:sz="4"/>
+          <w:right w:val="single" w:color="auto" w:sz="4"/>
+          <w:insideH w:val="single" w:color="auto" w:sz="4"/>
+          <w:insideV w:val="single" w:color="auto" w:sz="4"/>
+        </w:tblBorders>
+      </w:tblPr>
+      <w:tblGrid>
+        <w:gridCol w:w="1800"/>
+        <w:gridCol w:w="4226"/>
+        <w:gridCol w:w="3000"/>
+      </w:tblGrid>
+      <w:tr>
+        <w:trPr>
+          <w:trHeight w:val="440" w:hRule="exact"/>
+        </w:trPr>
+        <w:tc>
+          <w:tcPr>
+            <w:tcW w:type="dxa" w:w="1800"/>
+            <w:tcBorders>
+              <w:top w:val="none" w:sz="0"/>
+              <w:left w:val="none" w:sz="0"/>
+              <w:bottom w:val="none" w:sz="0"/>
+              <w:right w:val="none" w:sz="0"/>
+            </w:tcBorders>
+            <w:shd w:fill="1A7B6B" w:val="clear"/>
+            <w:tcMar>
+              <w:top w:type="dxa" w:w="60"/>
+              <w:left w:type="dxa" w:w="100"/>
+              <w:bottom w:type="dxa" w:w="60"/>
+              <w:right w:type="dxa" w:w="100"/>
+            </w:tcMar>
+            <w:vAlign w:val="center"/>
+          </w:tcPr>
+          <w:p>
+            <w:pPr>
+              <w:spacing w:after="0" w:before="0" w:line="276"/>
+              <w:jc w:val="center"/>
+            </w:pPr>
+            <w:r>
+              <w:rPr>
+                <w:rFonts w:ascii="Noto Sans SC" w:cs="Noto Sans SC" w:eastAsia="Noto Sans SC" w:hAnsi="Noto Sans SC"/>
+                <w:b/>
+                <w:bCs/>
+                <w:i w:val="false"/>
+                <w:iCs w:val="false"/>
+                <w:color w:val="FFFFFF"/>
+                <w:sz w:val="20"/>
+                <w:szCs w:val="20"/>
+              </w:rPr>
+              <w:t xml:space="preserve">模块</w:t>
+            </w:r>
+          </w:p>
+        </w:tc>
+        <w:tc>
+          <w:tcPr>
+            <w:tcW w:type="dxa" w:w="4226"/>
+            <w:tcBorders>
+              <w:top w:val="none" w:sz="0"/>
+              <w:left w:val="none" w:sz="0"/>
+              <w:bottom w:val="none" w:sz="0"/>
+              <w:right w:val="none" w:sz="0"/>
+            </w:tcBorders>
+            <w:shd w:fill="1A7B6B" w:val="clear"/>
+            <w:tcMar>
+              <w:top w:type="dxa" w:w="60"/>
+              <w:left w:type="dxa" w:w="100"/>
+              <w:bottom w:type="dxa" w:w="60"/>
+              <w:right w:type="dxa" w:w="100"/>
+            </w:tcMar>
+            <w:vAlign w:val="center"/>
+          </w:tcPr>
+          <w:p>
+            <w:pPr>
+              <w:spacing w:after="0" w:before="0" w:line="276"/>
+              <w:jc w:val="center"/>
+            </w:pPr>
+            <w:r>
+              <w:rPr>
+                <w:rFonts w:ascii="Noto Sans SC" w:cs="Noto Sans SC" w:eastAsia="Noto Sans SC" w:hAnsi="Noto Sans SC"/>
+                <w:b/>
+                <w:bCs/>
+                <w:i w:val="false"/>
+                <w:iCs w:val="false"/>
+                <w:color w:val="FFFFFF"/>
+                <w:sz w:val="20"/>
+                <w:szCs w:val="20"/>
+              </w:rPr>
+              <w:t xml:space="preserve">核心内容</w:t>
+            </w:r>
+          </w:p>
+        </w:tc>
+        <w:tc>
+          <w:tcPr>
+            <w:tcW w:type="dxa" w:w="3000"/>
+            <w:tcBorders>
+              <w:top w:val="none" w:sz="0"/>
+              <w:left w:val="none" w:sz="0"/>
+              <w:bottom w:val="none" w:sz="0"/>
+              <w:right w:val="none" w:sz="0"/>
+            </w:tcBorders>
+            <w:shd w:fill="1A7B6B" w:val="clear"/>
+            <w:tcMar>
+              <w:top w:type="dxa" w:w="60"/>
+              <w:left w:type="dxa" w:w="100"/>
+              <w:bottom w:type="dxa" w:w="60"/>
+              <w:right w:type="dxa" w:w="100"/>
+            </w:tcMar>
+            <w:vAlign w:val="center"/>
+          </w:tcPr>
+          <w:p>
+            <w:pPr>
+              <w:spacing w:after="0" w:before="0" w:line="276"/>
+              <w:jc w:val="center"/>
+            </w:pPr>
+            <w:r>
+              <w:rPr>
+                <w:rFonts w:ascii="Noto Sans SC" w:cs="Noto Sans SC" w:eastAsia="Noto Sans SC" w:hAnsi="Noto Sans SC"/>
+                <w:b/>
+                <w:bCs/>
+                <w:i w:val="false"/>
+                <w:iCs w:val="false"/>
+                <w:color w:val="FFFFFF"/>
+                <w:sz w:val="20"/>
+                <w:szCs w:val="20"/>
+              </w:rPr>
+              <w:t xml:space="preserve">掌握工具</w:t>
+            </w:r>
+          </w:p>
+        </w:tc>
+      </w:tr>
+      <w:tr>
+        <w:tc>
+          <w:tcPr>
+            <w:tcW w:type="dxa" w:w="1800"/>
+            <w:tcBorders>
+              <w:top w:val="single" w:color="DDDDDD" w:sz="1"/>
+              <w:left w:val="single" w:color="DDDDDD" w:sz="1"/>
+              <w:bottom w:val="single" w:color="DDDDDD" w:sz="1"/>
+              <w:right w:val="single" w:color="DDDDDD" w:sz="1"/>
+            </w:tcBorders>
+            <w:shd w:fill="F8F6F0" w:val="clear"/>
+            <w:tcMar>
+              <w:top w:type="dxa" w:w="60"/>
+              <w:left w:type="dxa" w:w="100"/>
+              <w:bottom w:type="dxa" w:w="60"/>
+              <w:right w:type="dxa" w:w="100"/>
+            </w:tcMar>
+            <w:vAlign w:val="center"/>
+          </w:tcPr>
+          <w:p>
+            <w:pPr>
+              <w:spacing w:after="0" w:before="0" w:line="276"/>
+              <w:jc w:val="center"/>
+            </w:pPr>
+            <w:r>
+              <w:rPr>
+                <w:rFonts w:ascii="Noto Sans SC" w:cs="Noto Sans SC" w:eastAsia="Noto Sans SC" w:hAnsi="Noto Sans SC"/>
+                <w:b w:val="false"/>
+                <w:bCs w:val="false"/>
+                <w:i w:val="false"/>
+                <w:iCs w:val="false"/>
+                <w:color w:val="2C2C2C"/>
+                <w:sz w:val="18"/>
+                <w:szCs w:val="18"/>
+              </w:rPr>
+              <w:t xml:space="preserve">智能体认知</w:t>
+            </w:r>
+          </w:p>
+        </w:tc>
+        <w:tc>
+          <w:tcPr>
+            <w:tcW w:type="dxa" w:w="4226"/>
+            <w:tcBorders>
+              <w:top w:val="single" w:color="DDDDDD" w:sz="1"/>
+              <w:left w:val="single" w:color="DDDDDD" w:sz="1"/>
+              <w:bottom w:val="single" w:color="DDDDDD" w:sz="1"/>
+              <w:right w:val="single" w:color="DDDDDD" w:sz="1"/>
+            </w:tcBorders>
+            <w:shd w:fill="F8F6F0" w:val="clear"/>
+            <w:tcMar>
+              <w:top w:type="dxa" w:w="60"/>
+              <w:left w:type="dxa" w:w="100"/>
+              <w:bottom w:type="dxa" w:w="60"/>
+              <w:right w:type="dxa" w:w="100"/>
+            </w:tcMar>
+            <w:vAlign w:val="center"/>
+          </w:tcPr>
+          <w:p>
+            <w:pPr>
+              <w:spacing w:after="0" w:before="0" w:line="276"/>
+              <w:jc w:val="left"/>
+            </w:pPr>
+            <w:r>
+              <w:rPr>
+                <w:rFonts w:ascii="Noto Sans SC" w:cs="Noto Sans SC" w:eastAsia="Noto Sans SC" w:hAnsi="Noto Sans SC"/>
+                <w:b w:val="false"/>
+                <w:bCs w:val="false"/>
+                <w:i w:val="false"/>
+                <w:iCs w:val="false"/>
+                <w:color w:val="2C2C2C"/>
+                <w:sz w:val="18"/>
+                <w:szCs w:val="18"/>
+              </w:rPr>
+              <w:t xml:space="preserve">AI智能体原理、应用场景、平台对比</w:t>
+            </w:r>
+          </w:p>
+        </w:tc>
+        <w:tc>
+          <w:tcPr>
+            <w:tcW w:type="dxa" w:w="3000"/>
+            <w:tcBorders>
+              <w:top w:val="single" w:color="DDDDDD" w:sz="1"/>
+              <w:left w:val="single" w:color="DDDDDD" w:sz="1"/>
+              <w:bottom w:val="single" w:color="DDDDDD" w:sz="1"/>
+              <w:right w:val="single" w:color="DDDDDD" w:sz="1"/>
+            </w:tcBorders>
+            <w:shd w:fill="F8F6F0" w:val="clear"/>
+            <w:tcMar>
+              <w:top w:type="dxa" w:w="60"/>
+              <w:left w:type="dxa" w:w="100"/>
+              <w:bottom w:type="dxa" w:w="60"/>
+              <w:right w:type="dxa" w:w="100"/>
+            </w:tcMar>
+            <w:vAlign w:val="center"/>
+          </w:tcPr>
+          <w:p>
+            <w:pPr>
+              <w:spacing w:after="0" w:before="0" w:line="276"/>
+              <w:jc w:val="left"/>
+            </w:pPr>
+            <w:r>
+              <w:rPr>
+                <w:rFonts w:ascii="Noto Sans SC" w:cs="Noto Sans SC" w:eastAsia="Noto Sans SC" w:hAnsi="Noto Sans SC"/>
+                <w:b w:val="false"/>
+                <w:bCs w:val="false"/>
+                <w:i w:val="false"/>
+                <w:iCs w:val="false"/>
+                <w:color w:val="2C2C2C"/>
+                <w:sz w:val="18"/>
+                <w:szCs w:val="18"/>
+              </w:rPr>
+              <w:t xml:space="preserve">Coze / Dify / 文心智能体</w:t>
+            </w:r>
+          </w:p>
+        </w:tc>
+      </w:tr>
+      <w:tr>
+        <w:tc>
+          <w:tcPr>
+            <w:tcW w:type="dxa" w:w="1800"/>
+            <w:tcBorders>
+              <w:top w:val="single" w:color="DDDDDD" w:sz="1"/>
+              <w:left w:val="single" w:color="DDDDDD" w:sz="1"/>
+              <w:bottom w:val="single" w:color="DDDDDD" w:sz="1"/>
+              <w:right w:val="single" w:color="DDDDDD" w:sz="1"/>
+            </w:tcBorders>
+            <w:shd w:fill="FFFFFF" w:val="clear"/>
+            <w:tcMar>
+              <w:top w:type="dxa" w:w="60"/>
+              <w:left w:type="dxa" w:w="100"/>
+              <w:bottom w:type="dxa" w:w="60"/>
+              <w:right w:type="dxa" w:w="100"/>
+            </w:tcMar>
+            <w:vAlign w:val="center"/>
+          </w:tcPr>
+          <w:p>
+            <w:pPr>
+              <w:spacing w:after="0" w:before="0" w:line="276"/>
+              <w:jc w:val="center"/>
+            </w:pPr>
+            <w:r>
+              <w:rPr>
+                <w:rFonts w:ascii="Noto Sans SC" w:cs="Noto Sans SC" w:eastAsia="Noto Sans SC" w:hAnsi="Noto Sans SC"/>
+                <w:b w:val="false"/>
+                <w:bCs w:val="false"/>
+                <w:i w:val="false"/>
+                <w:iCs w:val="false"/>
+                <w:color w:val="2C2C2C"/>
+                <w:sz w:val="18"/>
+                <w:szCs w:val="18"/>
+              </w:rPr>
+              <w:t xml:space="preserve">低代码搭建</w:t>
+            </w:r>
+          </w:p>
+        </w:tc>
+        <w:tc>
+          <w:tcPr>
+            <w:tcW w:type="dxa" w:w="4226"/>
+            <w:tcBorders>
+              <w:top w:val="single" w:color="DDDDDD" w:sz="1"/>
+              <w:left w:val="single" w:color="DDDDDD" w:sz="1"/>
+              <w:bottom w:val="single" w:color="DDDDDD" w:sz="1"/>
+              <w:right w:val="single" w:color="DDDDDD" w:sz="1"/>
+            </w:tcBorders>
+            <w:shd w:fill="FFFFFF" w:val="clear"/>
+            <w:tcMar>
+              <w:top w:type="dxa" w:w="60"/>
+              <w:left w:type="dxa" w:w="100"/>
+              <w:bottom w:type="dxa" w:w="60"/>
+              <w:right w:type="dxa" w:w="100"/>
+            </w:tcMar>
+            <w:vAlign w:val="center"/>
+          </w:tcPr>
+          <w:p>
+            <w:pPr>
+              <w:spacing w:after="0" w:before="0" w:line="276"/>
+              <w:jc w:val="left"/>
+            </w:pPr>
+            <w:r>
+              <w:rPr>
+                <w:rFonts w:ascii="Noto Sans SC" w:cs="Noto Sans SC" w:eastAsia="Noto Sans SC" w:hAnsi="Noto Sans SC"/>
+                <w:b w:val="false"/>
+                <w:bCs w:val="false"/>
+                <w:i w:val="false"/>
+                <w:iCs w:val="false"/>
+                <w:color w:val="2C2C2C"/>
+                <w:sz w:val="18"/>
+                <w:szCs w:val="18"/>
+              </w:rPr>
+              <w:t xml:space="preserve">知识库构建、工作流编排、插件调用</w:t>
+            </w:r>
+          </w:p>
+        </w:tc>
+        <w:tc>
+          <w:tcPr>
+            <w:tcW w:type="dxa" w:w="3000"/>
+            <w:tcBorders>
+              <w:top w:val="single" w:color="DDDDDD" w:sz="1"/>
+              <w:left w:val="single" w:color="DDDDDD" w:sz="1"/>
+              <w:bottom w:val="single" w:color="DDDDDD" w:sz="1"/>
+              <w:right w:val="single" w:color="DDDDDD" w:sz="1"/>
+            </w:tcBorders>
+            <w:shd w:fill="FFFFFF" w:val="clear"/>
+            <w:tcMar>
+              <w:top w:type="dxa" w:w="60"/>
+              <w:left w:type="dxa" w:w="100"/>
+              <w:bottom w:type="dxa" w:w="60"/>
+              <w:right w:type="dxa" w:w="100"/>
+            </w:tcMar>
+            <w:vAlign w:val="center"/>
+          </w:tcPr>
+          <w:p>
+            <w:pPr>
+              <w:spacing w:after="0" w:before="0" w:line="276"/>
+              <w:jc w:val="left"/>
+            </w:pPr>
+            <w:r>
+              <w:rPr>
+                <w:rFonts w:ascii="Noto Sans SC" w:cs="Noto Sans SC" w:eastAsia="Noto Sans SC" w:hAnsi="Noto Sans SC"/>
+                <w:b w:val="false"/>
+                <w:bCs w:val="false"/>
+                <w:i w:val="false"/>
+                <w:iCs w:val="false"/>
+                <w:color w:val="2C2C2C"/>
+                <w:sz w:val="18"/>
+                <w:szCs w:val="18"/>
+              </w:rPr>
+              <w:t xml:space="preserve">Coze / Dify / FastGPT</w:t>
+            </w:r>
+          </w:p>
+        </w:tc>
+      </w:tr>
+      <w:tr>
+        <w:tc>
+          <w:tcPr>
+            <w:tcW w:type="dxa" w:w="1800"/>
+            <w:tcBorders>
+              <w:top w:val="single" w:color="DDDDDD" w:sz="1"/>
+              <w:left w:val="single" w:color="DDDDDD" w:sz="1"/>
+              <w:bottom w:val="single" w:color="DDDDDD" w:sz="1"/>
+              <w:right w:val="single" w:color="DDDDDD" w:sz="1"/>
+            </w:tcBorders>
+            <w:shd w:fill="F8F6F0" w:val="clear"/>
+            <w:tcMar>
+              <w:top w:type="dxa" w:w="60"/>
+              <w:left w:type="dxa" w:w="100"/>
+              <w:bottom w:type="dxa" w:w="60"/>
+              <w:right w:type="dxa" w:w="100"/>
+            </w:tcMar>
+            <w:vAlign w:val="center"/>
+          </w:tcPr>
+          <w:p>
+            <w:pPr>
+              <w:spacing w:after="0" w:before="0" w:line="276"/>
+              <w:jc w:val="center"/>
+            </w:pPr>
+            <w:r>
+              <w:rPr>
+                <w:rFonts w:ascii="Noto Sans SC" w:cs="Noto Sans SC" w:eastAsia="Noto Sans SC" w:hAnsi="Noto Sans SC"/>
+                <w:b w:val="false"/>
+                <w:bCs w:val="false"/>
+                <w:i w:val="false"/>
+                <w:iCs w:val="false"/>
+                <w:color w:val="2C2C2C"/>
+                <w:sz w:val="18"/>
+                <w:szCs w:val="18"/>
+              </w:rPr>
+              <w:t xml:space="preserve">行业智能体</w:t>
+            </w:r>
+          </w:p>
+        </w:tc>
+        <w:tc>
+          <w:tcPr>
+            <w:tcW w:type="dxa" w:w="4226"/>
+            <w:tcBorders>
+              <w:top w:val="single" w:color="DDDDDD" w:sz="1"/>
+              <w:left w:val="single" w:color="DDDDDD" w:sz="1"/>
+              <w:bottom w:val="single" w:color="DDDDDD" w:sz="1"/>
+              <w:right w:val="single" w:color="DDDDDD" w:sz="1"/>
+            </w:tcBorders>
+            <w:shd w:fill="F8F6F0" w:val="clear"/>
+            <w:tcMar>
+              <w:top w:type="dxa" w:w="60"/>
+              <w:left w:type="dxa" w:w="100"/>
+              <w:bottom w:type="dxa" w:w="60"/>
+              <w:right w:type="dxa" w:w="100"/>
+            </w:tcMar>
+            <w:vAlign w:val="center"/>
+          </w:tcPr>
+          <w:p>
+            <w:pPr>
+              <w:spacing w:after="0" w:before="0" w:line="276"/>
+              <w:jc w:val="left"/>
+            </w:pPr>
+            <w:r>
+              <w:rPr>
+                <w:rFonts w:ascii="Noto Sans SC" w:cs="Noto Sans SC" w:eastAsia="Noto Sans SC" w:hAnsi="Noto Sans SC"/>
+                <w:b w:val="false"/>
+                <w:bCs w:val="false"/>
+                <w:i w:val="false"/>
+                <w:iCs w:val="false"/>
+                <w:color w:val="2C2C2C"/>
+                <w:sz w:val="18"/>
+                <w:szCs w:val="18"/>
+              </w:rPr>
+              <w:t xml:space="preserve">客服机器人、营销助手、行政管家</w:t>
+            </w:r>
+          </w:p>
+        </w:tc>
+        <w:tc>
+          <w:tcPr>
+            <w:tcW w:type="dxa" w:w="3000"/>
+            <w:tcBorders>
+              <w:top w:val="single" w:color="DDDDDD" w:sz="1"/>
+              <w:left w:val="single" w:color="DDDDDD" w:sz="1"/>
+              <w:bottom w:val="single" w:color="DDDDDD" w:sz="1"/>
+              <w:right w:val="single" w:color="DDDDDD" w:sz="1"/>
+            </w:tcBorders>
+            <w:shd w:fill="F8F6F0" w:val="clear"/>
+            <w:tcMar>
+              <w:top w:type="dxa" w:w="60"/>
+              <w:left w:type="dxa" w:w="100"/>
+              <w:bottom w:type="dxa" w:w="60"/>
+              <w:right w:type="dxa" w:w="100"/>
+            </w:tcMar>
+            <w:vAlign w:val="center"/>
+          </w:tcPr>
+          <w:p>
+            <w:pPr>
+              <w:spacing w:after="0" w:before="0" w:line="276"/>
+              <w:jc w:val="left"/>
+            </w:pPr>
+            <w:r>
+              <w:rPr>
+                <w:rFonts w:ascii="Noto Sans SC" w:cs="Noto Sans SC" w:eastAsia="Noto Sans SC" w:hAnsi="Noto Sans SC"/>
+                <w:b w:val="false"/>
+                <w:bCs w:val="false"/>
+                <w:i w:val="false"/>
+                <w:iCs w:val="false"/>
+                <w:color w:val="2C2C2C"/>
+                <w:sz w:val="18"/>
+                <w:szCs w:val="18"/>
+              </w:rPr>
+              <w:t xml:space="preserve">Coze / 钉钉AI / 企微AI</w:t>
+            </w:r>
+          </w:p>
+        </w:tc>
+      </w:tr>
+      <w:tr>
+        <w:tc>
+          <w:tcPr>
+            <w:tcW w:type="dxa" w:w="1800"/>
+            <w:tcBorders>
+              <w:top w:val="single" w:color="DDDDDD" w:sz="1"/>
+              <w:left w:val="single" w:color="DDDDDD" w:sz="1"/>
+              <w:bottom w:val="single" w:color="DDDDDD" w:sz="1"/>
+              <w:right w:val="single" w:color="DDDDDD" w:sz="1"/>
+            </w:tcBorders>
+            <w:shd w:fill="FFFFFF" w:val="clear"/>
+            <w:tcMar>
+              <w:top w:type="dxa" w:w="60"/>
+              <w:left w:type="dxa" w:w="100"/>
+              <w:bottom w:type="dxa" w:w="60"/>
+              <w:right w:type="dxa" w:w="100"/>
+            </w:tcMar>
+            <w:vAlign w:val="center"/>
+          </w:tcPr>
+          <w:p>
+            <w:pPr>
+              <w:spacing w:after="0" w:before="0" w:line="276"/>
+              <w:jc w:val="center"/>
+            </w:pPr>
+            <w:r>
+              <w:rPr>
+                <w:rFonts w:ascii="Noto Sans SC" w:cs="Noto Sans SC" w:eastAsia="Noto Sans SC" w:hAnsi="Noto Sans SC"/>
+                <w:b w:val="false"/>
+                <w:bCs w:val="false"/>
+                <w:i w:val="false"/>
+                <w:iCs w:val="false"/>
+                <w:color w:val="2C2C2C"/>
+                <w:sz w:val="18"/>
+                <w:szCs w:val="18"/>
+              </w:rPr>
+              <w:t xml:space="preserve">多模态交互</w:t>
+            </w:r>
+          </w:p>
+        </w:tc>
+        <w:tc>
+          <w:tcPr>
+            <w:tcW w:type="dxa" w:w="4226"/>
+            <w:tcBorders>
+              <w:top w:val="single" w:color="DDDDDD" w:sz="1"/>
+              <w:left w:val="single" w:color="DDDDDD" w:sz="1"/>
+              <w:bottom w:val="single" w:color="DDDDDD" w:sz="1"/>
+              <w:right w:val="single" w:color="DDDDDD" w:sz="1"/>
+            </w:tcBorders>
+            <w:shd w:fill="FFFFFF" w:val="clear"/>
+            <w:tcMar>
+              <w:top w:type="dxa" w:w="60"/>
+              <w:left w:type="dxa" w:w="100"/>
+              <w:bottom w:type="dxa" w:w="60"/>
+              <w:right w:type="dxa" w:w="100"/>
+            </w:tcMar>
+            <w:vAlign w:val="center"/>
+          </w:tcPr>
+          <w:p>
+            <w:pPr>
+              <w:spacing w:after="0" w:before="0" w:line="276"/>
+              <w:jc w:val="left"/>
+            </w:pPr>
+            <w:r>
+              <w:rPr>
+                <w:rFonts w:ascii="Noto Sans SC" w:cs="Noto Sans SC" w:eastAsia="Noto Sans SC" w:hAnsi="Noto Sans SC"/>
+                <w:b w:val="false"/>
+                <w:bCs w:val="false"/>
+                <w:i w:val="false"/>
+                <w:iCs w:val="false"/>
+                <w:color w:val="2C2C2C"/>
+                <w:sz w:val="18"/>
+                <w:szCs w:val="18"/>
+              </w:rPr>
+              <w:t xml:space="preserve">语音交互、图像识别、联网搜索</w:t>
+            </w:r>
+          </w:p>
+        </w:tc>
+        <w:tc>
+          <w:tcPr>
+            <w:tcW w:type="dxa" w:w="3000"/>
+            <w:tcBorders>
+              <w:top w:val="single" w:color="DDDDDD" w:sz="1"/>
+              <w:left w:val="single" w:color="DDDDDD" w:sz="1"/>
+              <w:bottom w:val="single" w:color="DDDDDD" w:sz="1"/>
+              <w:right w:val="single" w:color="DDDDDD" w:sz="1"/>
+            </w:tcBorders>
+            <w:shd w:fill="FFFFFF" w:val="clear"/>
+            <w:tcMar>
+              <w:top w:type="dxa" w:w="60"/>
+              <w:left w:type="dxa" w:w="100"/>
+              <w:bottom w:type="dxa" w:w="60"/>
+              <w:right w:type="dxa" w:w="100"/>
+            </w:tcMar>
+            <w:vAlign w:val="center"/>
+          </w:tcPr>
+          <w:p>
+            <w:pPr>
+              <w:spacing w:after="0" w:before="0" w:line="276"/>
+              <w:jc w:val="left"/>
+            </w:pPr>
+            <w:r>
+              <w:rPr>
+                <w:rFonts w:ascii="Noto Sans SC" w:cs="Noto Sans SC" w:eastAsia="Noto Sans SC" w:hAnsi="Noto Sans SC"/>
+                <w:b w:val="false"/>
+                <w:bCs w:val="false"/>
+                <w:i w:val="false"/>
+                <w:iCs w:val="false"/>
+                <w:color w:val="2C2C2C"/>
+                <w:sz w:val="18"/>
+                <w:szCs w:val="18"/>
+              </w:rPr>
+              <w:t xml:space="preserve">Coze / 通义千问 / ChatGPT</w:t>
+            </w:r>
+          </w:p>
+        </w:tc>
+      </w:tr>
+      <w:tr>
+        <w:tc>
+          <w:tcPr>
+            <w:tcW w:type="dxa" w:w="1800"/>
+            <w:tcBorders>
+              <w:top w:val="single" w:color="DDDDDD" w:sz="1"/>
+              <w:left w:val="single" w:color="DDDDDD" w:sz="1"/>
+              <w:bottom w:val="single" w:color="DDDDDD" w:sz="1"/>
+              <w:right w:val="single" w:color="DDDDDD" w:sz="1"/>
+            </w:tcBorders>
+            <w:shd w:fill="F8F6F0" w:val="clear"/>
+            <w:tcMar>
+              <w:top w:type="dxa" w:w="60"/>
+              <w:left w:type="dxa" w:w="100"/>
+              <w:bottom w:type="dxa" w:w="60"/>
+              <w:right w:type="dxa" w:w="100"/>
+            </w:tcMar>
+            <w:vAlign w:val="center"/>
+          </w:tcPr>
+          <w:p>
+            <w:pPr>
+              <w:spacing w:after="0" w:before="0" w:line="276"/>
+              <w:jc w:val="center"/>
+            </w:pPr>
+            <w:r>
+              <w:rPr>
+                <w:rFonts w:ascii="Noto Sans SC" w:cs="Noto Sans SC" w:eastAsia="Noto Sans SC" w:hAnsi="Noto Sans SC"/>
+                <w:b w:val="false"/>
+                <w:bCs w:val="false"/>
+                <w:i w:val="false"/>
+                <w:iCs w:val="false"/>
+                <w:color w:val="2C2C2C"/>
+                <w:sz w:val="18"/>
+                <w:szCs w:val="18"/>
+              </w:rPr>
+              <w:t xml:space="preserve">发布运营</w:t>
+            </w:r>
+          </w:p>
+        </w:tc>
+        <w:tc>
+          <w:tcPr>
+            <w:tcW w:type="dxa" w:w="4226"/>
+            <w:tcBorders>
+              <w:top w:val="single" w:color="DDDDDD" w:sz="1"/>
+              <w:left w:val="single" w:color="DDDDDD" w:sz="1"/>
+              <w:bottom w:val="single" w:color="DDDDDD" w:sz="1"/>
+              <w:right w:val="single" w:color="DDDDDD" w:sz="1"/>
+            </w:tcBorders>
+            <w:shd w:fill="F8F6F0" w:val="clear"/>
+            <w:tcMar>
+              <w:top w:type="dxa" w:w="60"/>
+              <w:left w:type="dxa" w:w="100"/>
+              <w:bottom w:type="dxa" w:w="60"/>
+              <w:right w:type="dxa" w:w="100"/>
+            </w:tcMar>
+            <w:vAlign w:val="center"/>
+          </w:tcPr>
+          <w:p>
+            <w:pPr>
+              <w:spacing w:after="0" w:before="0" w:line="276"/>
+              <w:jc w:val="left"/>
+            </w:pPr>
+            <w:r>
+              <w:rPr>
+                <w:rFonts w:ascii="Noto Sans SC" w:cs="Noto Sans SC" w:eastAsia="Noto Sans SC" w:hAnsi="Noto Sans SC"/>
+                <w:b w:val="false"/>
+                <w:bCs w:val="false"/>
+                <w:i w:val="false"/>
+                <w:iCs w:val="false"/>
+                <w:color w:val="2C2C2C"/>
+                <w:sz w:val="18"/>
+                <w:szCs w:val="18"/>
+              </w:rPr>
+              <w:t xml:space="preserve">多渠道发布、数据分析、安全合规</w:t>
+            </w:r>
+          </w:p>
+        </w:tc>
+        <w:tc>
+          <w:tcPr>
+            <w:tcW w:type="dxa" w:w="3000"/>
+            <w:tcBorders>
+              <w:top w:val="single" w:color="DDDDDD" w:sz="1"/>
+              <w:left w:val="single" w:color="DDDDDD" w:sz="1"/>
+              <w:bottom w:val="single" w:color="DDDDDD" w:sz="1"/>
+              <w:right w:val="single" w:color="DDDDDD" w:sz="1"/>
+            </w:tcBorders>
+            <w:shd w:fill="F8F6F0" w:val="clear"/>
+            <w:tcMar>
+              <w:top w:type="dxa" w:w="60"/>
+              <w:left w:type="dxa" w:w="100"/>
+              <w:bottom w:type="dxa" w:w="60"/>
+              <w:right w:type="dxa" w:w="100"/>
+            </w:tcMar>
+            <w:vAlign w:val="center"/>
+          </w:tcPr>
+          <w:p>
+            <w:pPr>
+              <w:spacing w:after="0" w:before="0" w:line="276"/>
+              <w:jc w:val="left"/>
+            </w:pPr>
+            <w:r>
+              <w:rPr>
+                <w:rFonts w:ascii="Noto Sans SC" w:cs="Noto Sans SC" w:eastAsia="Noto Sans SC" w:hAnsi="Noto Sans SC"/>
+                <w:b w:val="false"/>
+                <w:bCs w:val="false"/>
+                <w:i w:val="false"/>
+                <w:iCs w:val="false"/>
+                <w:color w:val="2C2C2C"/>
+                <w:sz w:val="18"/>
+                <w:szCs w:val="18"/>
+              </w:rPr>
+              <w:t xml:space="preserve">Coze / Dify / 微信/钉钉集成</w:t>
+            </w:r>
+          </w:p>
+        </w:tc>
+      </w:tr>
+    </w:tbl>
+    <w:tbl>
+      <w:tblPr>
+        <w:tblW w:type="dxa" w:w="9026"/>
+        <w:tblBorders>
+          <w:top w:val="single" w:color="auto" w:sz="4"/>
+          <w:left w:val="single" w:color="auto" w:sz="4"/>
+          <w:bottom w:val="single" w:color="auto" w:sz="4"/>
+          <w:right w:val="single" w:color="auto" w:sz="4"/>
+          <w:insideH w:val="single" w:color="auto" w:sz="4"/>
+          <w:insideV w:val="single" w:color="auto" w:sz="4"/>
+        </w:tblBorders>
+      </w:tblPr>
+      <w:tblGrid>
+        <w:gridCol w:w="9026"/>
+      </w:tblGrid>
+      <w:tr>
+        <w:trPr>
+          <w:trHeight w:val="380" w:hRule="exact"/>
+        </w:trPr>
+        <w:tc>
+          <w:tcPr>
+            <w:tcW w:type="dxa" w:w="9026"/>
+            <w:tcBorders>
+              <w:top w:val="none" w:sz="0"/>
+              <w:left w:val="none" w:sz="0"/>
+              <w:bottom w:val="none" w:sz="0"/>
+              <w:right w:val="none" w:sz="0"/>
+            </w:tcBorders>
+            <w:shd w:fill="F5ECD7" w:val="clear"/>
+            <w:tcMar>
+              <w:top w:type="dxa" w:w="60"/>
+              <w:left w:type="dxa" w:w="100"/>
+              <w:bottom w:type="dxa" w:w="60"/>
+              <w:right w:type="dxa" w:w="100"/>
+            </w:tcMar>
+            <w:vAlign w:val="center"/>
+          </w:tcPr>
+          <w:p>
+            <w:pPr>
+              <w:spacing w:after="0" w:before="0" w:line="276"/>
+              <w:jc w:val="left"/>
+            </w:pPr>
+            <w:r>
+              <w:rPr>
+                <w:rFonts w:ascii="Noto Sans SC" w:cs="Noto Sans SC" w:eastAsia="Noto Sans SC" w:hAnsi="Noto Sans SC"/>
+                <w:b/>
+                <w:bCs/>
+                <w:i w:val="false"/>
+                <w:iCs w:val="false"/>
+                <w:color w:val="1A7B6B"/>
+                <w:sz w:val="18"/>
+                <w:szCs w:val="18"/>
+              </w:rPr>
+              <w:t xml:space="preserve">就业方向：</w:t>
+            </w:r>
+            <w:r>
+              <w:rPr>
+                <w:rFonts w:ascii="Noto Sans SC" w:cs="Noto Sans SC" w:eastAsia="Noto Sans SC" w:hAnsi="Noto Sans SC"/>
+                <w:b w:val="false"/>
+                <w:bCs w:val="false"/>
+                <w:i w:val="false"/>
+                <w:iCs w:val="false"/>
+                <w:color w:val="2C2C2C"/>
+                <w:sz w:val="18"/>
+                <w:szCs w:val="18"/>
+              </w:rPr>
+              <w:t xml:space="preserve">AI智能体应用工程师 / 智能客服运营 / AI解决方案顾问</w:t>
+            </w:r>
+          </w:p>
+        </w:tc>
+      </w:tr>
+    </w:tbl>
+    <w:p>
+      <w:pPr>
+        <w:spacing w:after="0" w:before="120"/>
+      </w:pPr>
+    </w:p>
+    <w:p>
+      <w:pPr>
+        <w:spacing w:after="0" w:before="60" w:line="276"/>
+        <w:jc w:val="left"/>
+      </w:pPr>
+      <w:r>
+        <w:rPr>
+          <w:rFonts w:ascii="Noto Serif SC" w:cs="Noto Serif SC" w:eastAsia="Noto Serif SC" w:hAnsi="Noto Serif SC"/>
+          <w:b/>
+          <w:bCs/>
+          <w:i w:val="false"/>
+          <w:iCs w:val="false"/>
+          <w:color w:val="1A7B6B"/>
+          <w:sz w:val="26"/>
+          <w:szCs w:val="26"/>
+        </w:rPr>
+        <w:t xml:space="preserve">方向六：AI智能体开发</w:t>
+      </w:r>
+    </w:p>
+    <w:tbl>
+      <w:tblPr>
+        <w:tblW w:type="dxa" w:w="9026"/>
+        <w:tblBorders>
+          <w:top w:val="single" w:color="auto" w:sz="4"/>
+          <w:left w:val="single" w:color="auto" w:sz="4"/>
+          <w:bottom w:val="single" w:color="auto" w:sz="4"/>
+          <w:right w:val="single" w:color="auto" w:sz="4"/>
+          <w:insideH w:val="single" w:color="auto" w:sz="4"/>
+          <w:insideV w:val="single" w:color="auto" w:sz="4"/>
+        </w:tblBorders>
+      </w:tblPr>
+      <w:tblGrid>
+        <w:gridCol w:w="1800"/>
+        <w:gridCol w:w="4226"/>
+        <w:gridCol w:w="3000"/>
+      </w:tblGrid>
+      <w:tr>
+        <w:trPr>
+          <w:trHeight w:val="440" w:hRule="exact"/>
+        </w:trPr>
+        <w:tc>
+          <w:tcPr>
+            <w:tcW w:type="dxa" w:w="1800"/>
+            <w:tcBorders>
+              <w:top w:val="none" w:sz="0"/>
+              <w:left w:val="none" w:sz="0"/>
+              <w:bottom w:val="none" w:sz="0"/>
+              <w:right w:val="none" w:sz="0"/>
+            </w:tcBorders>
+            <w:shd w:fill="1A7B6B" w:val="clear"/>
+            <w:tcMar>
+              <w:top w:type="dxa" w:w="60"/>
+              <w:left w:type="dxa" w:w="100"/>
+              <w:bottom w:type="dxa" w:w="60"/>
+              <w:right w:type="dxa" w:w="100"/>
+            </w:tcMar>
+            <w:vAlign w:val="center"/>
+          </w:tcPr>
+          <w:p>
+            <w:pPr>
+              <w:spacing w:after="0" w:before="0" w:line="276"/>
+              <w:jc w:val="center"/>
+            </w:pPr>
+            <w:r>
+              <w:rPr>
+                <w:rFonts w:ascii="Noto Sans SC" w:cs="Noto Sans SC" w:eastAsia="Noto Sans SC" w:hAnsi="Noto Sans SC"/>
+                <w:b/>
+                <w:bCs/>
+                <w:i w:val="false"/>
+                <w:iCs w:val="false"/>
+                <w:color w:val="FFFFFF"/>
+                <w:sz w:val="20"/>
+                <w:szCs w:val="20"/>
+              </w:rPr>
+              <w:t xml:space="preserve">模块</w:t>
+            </w:r>
+          </w:p>
+        </w:tc>
+        <w:tc>
+          <w:tcPr>
+            <w:tcW w:type="dxa" w:w="4226"/>
+            <w:tcBorders>
+              <w:top w:val="none" w:sz="0"/>
+              <w:left w:val="none" w:sz="0"/>
+              <w:bottom w:val="none" w:sz="0"/>
+              <w:right w:val="none" w:sz="0"/>
+            </w:tcBorders>
+            <w:shd w:fill="1A7B6B" w:val="clear"/>
+            <w:tcMar>
+              <w:top w:type="dxa" w:w="60"/>
+              <w:left w:type="dxa" w:w="100"/>
+              <w:bottom w:type="dxa" w:w="60"/>
+              <w:right w:type="dxa" w:w="100"/>
+            </w:tcMar>
+            <w:vAlign w:val="center"/>
+          </w:tcPr>
+          <w:p>
+            <w:pPr>
+              <w:spacing w:after="0" w:before="0" w:line="276"/>
+              <w:jc w:val="center"/>
+            </w:pPr>
+            <w:r>
+              <w:rPr>
+                <w:rFonts w:ascii="Noto Sans SC" w:cs="Noto Sans SC" w:eastAsia="Noto Sans SC" w:hAnsi="Noto Sans SC"/>
+                <w:b/>
+                <w:bCs/>
+                <w:i w:val="false"/>
+                <w:iCs w:val="false"/>
+                <w:color w:val="FFFFFF"/>
+                <w:sz w:val="20"/>
+                <w:szCs w:val="20"/>
+              </w:rPr>
+              <w:t xml:space="preserve">核心内容</w:t>
+            </w:r>
+          </w:p>
+        </w:tc>
+        <w:tc>
+          <w:tcPr>
+            <w:tcW w:type="dxa" w:w="3000"/>
+            <w:tcBorders>
+              <w:top w:val="none" w:sz="0"/>
+              <w:left w:val="none" w:sz="0"/>
+              <w:bottom w:val="none" w:sz="0"/>
+              <w:right w:val="none" w:sz="0"/>
+            </w:tcBorders>
+            <w:shd w:fill="1A7B6B" w:val="clear"/>
+            <w:tcMar>
+              <w:top w:type="dxa" w:w="60"/>
+              <w:left w:type="dxa" w:w="100"/>
+              <w:bottom w:type="dxa" w:w="60"/>
+              <w:right w:type="dxa" w:w="100"/>
+            </w:tcMar>
+            <w:vAlign w:val="center"/>
+          </w:tcPr>
+          <w:p>
+            <w:pPr>
+              <w:spacing w:after="0" w:before="0" w:line="276"/>
+              <w:jc w:val="center"/>
+            </w:pPr>
+            <w:r>
+              <w:rPr>
+                <w:rFonts w:ascii="Noto Sans SC" w:cs="Noto Sans SC" w:eastAsia="Noto Sans SC" w:hAnsi="Noto Sans SC"/>
+                <w:b/>
+                <w:bCs/>
+                <w:i w:val="false"/>
+                <w:iCs w:val="false"/>
+                <w:color w:val="FFFFFF"/>
+                <w:sz w:val="20"/>
+                <w:szCs w:val="20"/>
+              </w:rPr>
+              <w:t xml:space="preserve">掌握工具</w:t>
+            </w:r>
+          </w:p>
+        </w:tc>
+      </w:tr>
+      <w:tr>
+        <w:tc>
+          <w:tcPr>
+            <w:tcW w:type="dxa" w:w="1800"/>
+            <w:tcBorders>
+              <w:top w:val="single" w:color="DDDDDD" w:sz="1"/>
+              <w:left w:val="single" w:color="DDDDDD" w:sz="1"/>
+              <w:bottom w:val="single" w:color="DDDDDD" w:sz="1"/>
+              <w:right w:val="single" w:color="DDDDDD" w:sz="1"/>
+            </w:tcBorders>
+            <w:shd w:fill="F8F6F0" w:val="clear"/>
+            <w:tcMar>
+              <w:top w:type="dxa" w:w="60"/>
+              <w:left w:type="dxa" w:w="100"/>
+              <w:bottom w:type="dxa" w:w="60"/>
+              <w:right w:type="dxa" w:w="100"/>
+            </w:tcMar>
+            <w:vAlign w:val="center"/>
+          </w:tcPr>
+          <w:p>
+            <w:pPr>
+              <w:spacing w:after="0" w:before="0" w:line="276"/>
+              <w:jc w:val="center"/>
+            </w:pPr>
+            <w:r>
+              <w:rPr>
+                <w:rFonts w:ascii="Noto Sans SC" w:cs="Noto Sans SC" w:eastAsia="Noto Sans SC" w:hAnsi="Noto Sans SC"/>
+                <w:b w:val="false"/>
+                <w:bCs w:val="false"/>
+                <w:i w:val="false"/>
+                <w:iCs w:val="false"/>
+                <w:color w:val="2C2C2C"/>
+                <w:sz w:val="18"/>
+                <w:szCs w:val="18"/>
+              </w:rPr>
+              <w:t xml:space="preserve">开发基础</w:t>
+            </w:r>
+          </w:p>
+        </w:tc>
+        <w:tc>
+          <w:tcPr>
+            <w:tcW w:type="dxa" w:w="4226"/>
+            <w:tcBorders>
+              <w:top w:val="single" w:color="DDDDDD" w:sz="1"/>
+              <w:left w:val="single" w:color="DDDDDD" w:sz="1"/>
+              <w:bottom w:val="single" w:color="DDDDDD" w:sz="1"/>
+              <w:right w:val="single" w:color="DDDDDD" w:sz="1"/>
+            </w:tcBorders>
+            <w:shd w:fill="F8F6F0" w:val="clear"/>
+            <w:tcMar>
+              <w:top w:type="dxa" w:w="60"/>
+              <w:left w:type="dxa" w:w="100"/>
+              <w:bottom w:type="dxa" w:w="60"/>
+              <w:right w:type="dxa" w:w="100"/>
+            </w:tcMar>
+            <w:vAlign w:val="center"/>
+          </w:tcPr>
+          <w:p>
+            <w:pPr>
+              <w:spacing w:after="0" w:before="0" w:line="276"/>
+              <w:jc w:val="left"/>
+            </w:pPr>
+            <w:r>
+              <w:rPr>
+                <w:rFonts w:ascii="Noto Sans SC" w:cs="Noto Sans SC" w:eastAsia="Noto Sans SC" w:hAnsi="Noto Sans SC"/>
+                <w:b w:val="false"/>
+                <w:bCs w:val="false"/>
+                <w:i w:val="false"/>
+                <w:iCs w:val="false"/>
+                <w:color w:val="2C2C2C"/>
+                <w:sz w:val="18"/>
+                <w:szCs w:val="18"/>
+              </w:rPr>
+              <w:t xml:space="preserve">Python编程、API调用、向量数据库</w:t>
+            </w:r>
+          </w:p>
+        </w:tc>
+        <w:tc>
+          <w:tcPr>
+            <w:tcW w:type="dxa" w:w="3000"/>
+            <w:tcBorders>
+              <w:top w:val="single" w:color="DDDDDD" w:sz="1"/>
+              <w:left w:val="single" w:color="DDDDDD" w:sz="1"/>
+              <w:bottom w:val="single" w:color="DDDDDD" w:sz="1"/>
+              <w:right w:val="single" w:color="DDDDDD" w:sz="1"/>
+            </w:tcBorders>
+            <w:shd w:fill="F8F6F0" w:val="clear"/>
+            <w:tcMar>
+              <w:top w:type="dxa" w:w="60"/>
+              <w:left w:type="dxa" w:w="100"/>
+              <w:bottom w:type="dxa" w:w="60"/>
+              <w:right w:type="dxa" w:w="100"/>
+            </w:tcMar>
+            <w:vAlign w:val="center"/>
+          </w:tcPr>
+          <w:p>
+            <w:pPr>
+              <w:spacing w:after="0" w:before="0" w:line="276"/>
+              <w:jc w:val="left"/>
+            </w:pPr>
+            <w:r>
+              <w:rPr>
+                <w:rFonts w:ascii="Noto Sans SC" w:cs="Noto Sans SC" w:eastAsia="Noto Sans SC" w:hAnsi="Noto Sans SC"/>
+                <w:b w:val="false"/>
+                <w:bCs w:val="false"/>
+                <w:i w:val="false"/>
+                <w:iCs w:val="false"/>
+                <w:color w:val="2C2C2C"/>
+                <w:sz w:val="18"/>
+                <w:szCs w:val="18"/>
+              </w:rPr>
+              <w:t xml:space="preserve">Python / OpenAI API / DeepSeek API</w:t>
+            </w:r>
+          </w:p>
+        </w:tc>
+      </w:tr>
+      <w:tr>
+        <w:tc>
+          <w:tcPr>
+            <w:tcW w:type="dxa" w:w="1800"/>
+            <w:tcBorders>
+              <w:top w:val="single" w:color="DDDDDD" w:sz="1"/>
+              <w:left w:val="single" w:color="DDDDDD" w:sz="1"/>
+              <w:bottom w:val="single" w:color="DDDDDD" w:sz="1"/>
+              <w:right w:val="single" w:color="DDDDDD" w:sz="1"/>
+            </w:tcBorders>
+            <w:shd w:fill="FFFFFF" w:val="clear"/>
+            <w:tcMar>
+              <w:top w:type="dxa" w:w="60"/>
+              <w:left w:type="dxa" w:w="100"/>
+              <w:bottom w:type="dxa" w:w="60"/>
+              <w:right w:type="dxa" w:w="100"/>
+            </w:tcMar>
+            <w:vAlign w:val="center"/>
+          </w:tcPr>
+          <w:p>
+            <w:pPr>
+              <w:spacing w:after="0" w:before="0" w:line="276"/>
+              <w:jc w:val="center"/>
+            </w:pPr>
+            <w:r>
+              <w:rPr>
+                <w:rFonts w:ascii="Noto Sans SC" w:cs="Noto Sans SC" w:eastAsia="Noto Sans SC" w:hAnsi="Noto Sans SC"/>
+                <w:b w:val="false"/>
+                <w:bCs w:val="false"/>
+                <w:i w:val="false"/>
+                <w:iCs w:val="false"/>
+                <w:color w:val="2C2C2C"/>
+                <w:sz w:val="18"/>
+                <w:szCs w:val="18"/>
+              </w:rPr>
+              <w:t xml:space="preserve">框架实战</w:t>
+            </w:r>
+          </w:p>
+        </w:tc>
+        <w:tc>
+          <w:tcPr>
+            <w:tcW w:type="dxa" w:w="4226"/>
+            <w:tcBorders>
+              <w:top w:val="single" w:color="DDDDDD" w:sz="1"/>
+              <w:left w:val="single" w:color="DDDDDD" w:sz="1"/>
+              <w:bottom w:val="single" w:color="DDDDDD" w:sz="1"/>
+              <w:right w:val="single" w:color="DDDDDD" w:sz="1"/>
+            </w:tcBorders>
+            <w:shd w:fill="FFFFFF" w:val="clear"/>
+            <w:tcMar>
+              <w:top w:type="dxa" w:w="60"/>
+              <w:left w:type="dxa" w:w="100"/>
+              <w:bottom w:type="dxa" w:w="60"/>
+              <w:right w:type="dxa" w:w="100"/>
+            </w:tcMar>
+            <w:vAlign w:val="center"/>
+          </w:tcPr>
+          <w:p>
+            <w:pPr>
+              <w:spacing w:after="0" w:before="0" w:line="276"/>
+              <w:jc w:val="left"/>
+            </w:pPr>
+            <w:r>
+              <w:rPr>
+                <w:rFonts w:ascii="Noto Sans SC" w:cs="Noto Sans SC" w:eastAsia="Noto Sans SC" w:hAnsi="Noto Sans SC"/>
+                <w:b w:val="false"/>
+                <w:bCs w:val="false"/>
+                <w:i w:val="false"/>
+                <w:iCs w:val="false"/>
+                <w:color w:val="2C2C2C"/>
+                <w:sz w:val="18"/>
+                <w:szCs w:val="18"/>
+              </w:rPr>
+              <w:t xml:space="preserve">LangChain/LlamaIndex开发、Agent设计</w:t>
+            </w:r>
+          </w:p>
+        </w:tc>
+        <w:tc>
+          <w:tcPr>
+            <w:tcW w:type="dxa" w:w="3000"/>
+            <w:tcBorders>
+              <w:top w:val="single" w:color="DDDDDD" w:sz="1"/>
+              <w:left w:val="single" w:color="DDDDDD" w:sz="1"/>
+              <w:bottom w:val="single" w:color="DDDDDD" w:sz="1"/>
+              <w:right w:val="single" w:color="DDDDDD" w:sz="1"/>
+            </w:tcBorders>
+            <w:shd w:fill="FFFFFF" w:val="clear"/>
+            <w:tcMar>
+              <w:top w:type="dxa" w:w="60"/>
+              <w:left w:type="dxa" w:w="100"/>
+              <w:bottom w:type="dxa" w:w="60"/>
+              <w:right w:type="dxa" w:w="100"/>
+            </w:tcMar>
+            <w:vAlign w:val="center"/>
+          </w:tcPr>
+          <w:p>
+            <w:pPr>
+              <w:spacing w:after="0" w:before="0" w:line="276"/>
+              <w:jc w:val="left"/>
+            </w:pPr>
+            <w:r>
+              <w:rPr>
+                <w:rFonts w:ascii="Noto Sans SC" w:cs="Noto Sans SC" w:eastAsia="Noto Sans SC" w:hAnsi="Noto Sans SC"/>
+                <w:b w:val="false"/>
+                <w:bCs w:val="false"/>
+                <w:i w:val="false"/>
+                <w:iCs w:val="false"/>
+                <w:color w:val="2C2C2C"/>
+                <w:sz w:val="18"/>
+                <w:szCs w:val="18"/>
+              </w:rPr>
+              <w:t xml:space="preserve">LangChain / LlamaIndex / SK</w:t>
+            </w:r>
+          </w:p>
+        </w:tc>
+      </w:tr>
+      <w:tr>
+        <w:tc>
+          <w:tcPr>
+            <w:tcW w:type="dxa" w:w="1800"/>
+            <w:tcBorders>
+              <w:top w:val="single" w:color="DDDDDD" w:sz="1"/>
+              <w:left w:val="single" w:color="DDDDDD" w:sz="1"/>
+              <w:bottom w:val="single" w:color="DDDDDD" w:sz="1"/>
+              <w:right w:val="single" w:color="DDDDDD" w:sz="1"/>
+            </w:tcBorders>
+            <w:shd w:fill="F8F6F0" w:val="clear"/>
+            <w:tcMar>
+              <w:top w:type="dxa" w:w="60"/>
+              <w:left w:type="dxa" w:w="100"/>
+              <w:bottom w:type="dxa" w:w="60"/>
+              <w:right w:type="dxa" w:w="100"/>
+            </w:tcMar>
+            <w:vAlign w:val="center"/>
+          </w:tcPr>
+          <w:p>
+            <w:pPr>
+              <w:spacing w:after="0" w:before="0" w:line="276"/>
+              <w:jc w:val="center"/>
+            </w:pPr>
+            <w:r>
+              <w:rPr>
+                <w:rFonts w:ascii="Noto Sans SC" w:cs="Noto Sans SC" w:eastAsia="Noto Sans SC" w:hAnsi="Noto Sans SC"/>
+                <w:b w:val="false"/>
+                <w:bCs w:val="false"/>
+                <w:i w:val="false"/>
+                <w:iCs w:val="false"/>
+                <w:color w:val="2C2C2C"/>
+                <w:sz w:val="18"/>
+                <w:szCs w:val="18"/>
+              </w:rPr>
+              <w:t xml:space="preserve">知识增强</w:t>
+            </w:r>
+          </w:p>
+        </w:tc>
+        <w:tc>
+          <w:tcPr>
+            <w:tcW w:type="dxa" w:w="4226"/>
+            <w:tcBorders>
+              <w:top w:val="single" w:color="DDDDDD" w:sz="1"/>
+              <w:left w:val="single" w:color="DDDDDD" w:sz="1"/>
+              <w:bottom w:val="single" w:color="DDDDDD" w:sz="1"/>
+              <w:right w:val="single" w:color="DDDDDD" w:sz="1"/>
+            </w:tcBorders>
+            <w:shd w:fill="F8F6F0" w:val="clear"/>
+            <w:tcMar>
+              <w:top w:type="dxa" w:w="60"/>
+              <w:left w:type="dxa" w:w="100"/>
+              <w:bottom w:type="dxa" w:w="60"/>
+              <w:right w:type="dxa" w:w="100"/>
+            </w:tcMar>
+            <w:vAlign w:val="center"/>
+          </w:tcPr>
+          <w:p>
+            <w:pPr>
+              <w:spacing w:after="0" w:before="0" w:line="276"/>
+              <w:jc w:val="left"/>
+            </w:pPr>
+            <w:r>
+              <w:rPr>
+                <w:rFonts w:ascii="Noto Sans SC" w:cs="Noto Sans SC" w:eastAsia="Noto Sans SC" w:hAnsi="Noto Sans SC"/>
+                <w:b w:val="false"/>
+                <w:bCs w:val="false"/>
+                <w:i w:val="false"/>
+                <w:iCs w:val="false"/>
+                <w:color w:val="2C2C2C"/>
+                <w:sz w:val="18"/>
+                <w:szCs w:val="18"/>
+              </w:rPr>
+              <w:t xml:space="preserve">RAG架构、文档解析、向量检索</w:t>
+            </w:r>
+          </w:p>
+        </w:tc>
+        <w:tc>
+          <w:tcPr>
+            <w:tcW w:type="dxa" w:w="3000"/>
+            <w:tcBorders>
+              <w:top w:val="single" w:color="DDDDDD" w:sz="1"/>
+              <w:left w:val="single" w:color="DDDDDD" w:sz="1"/>
+              <w:bottom w:val="single" w:color="DDDDDD" w:sz="1"/>
+              <w:right w:val="single" w:color="DDDDDD" w:sz="1"/>
+            </w:tcBorders>
+            <w:shd w:fill="F8F6F0" w:val="clear"/>
+            <w:tcMar>
+              <w:top w:type="dxa" w:w="60"/>
+              <w:left w:type="dxa" w:w="100"/>
+              <w:bottom w:type="dxa" w:w="60"/>
+              <w:right w:type="dxa" w:w="100"/>
+            </w:tcMar>
+            <w:vAlign w:val="center"/>
+          </w:tcPr>
+          <w:p>
+            <w:pPr>
+              <w:spacing w:after="0" w:before="0" w:line="276"/>
+              <w:jc w:val="left"/>
+            </w:pPr>
+            <w:r>
+              <w:rPr>
+                <w:rFonts w:ascii="Noto Sans SC" w:cs="Noto Sans SC" w:eastAsia="Noto Sans SC" w:hAnsi="Noto Sans SC"/>
+                <w:b w:val="false"/>
+                <w:bCs w:val="false"/>
+                <w:i w:val="false"/>
+                <w:iCs w:val="false"/>
+                <w:color w:val="2C2C2C"/>
+                <w:sz w:val="18"/>
+                <w:szCs w:val="18"/>
+              </w:rPr>
+              <w:t xml:space="preserve">LangChain / Milvus / Pinecone</w:t>
+            </w:r>
+          </w:p>
+        </w:tc>
+      </w:tr>
+      <w:tr>
+        <w:tc>
+          <w:tcPr>
+            <w:tcW w:type="dxa" w:w="1800"/>
+            <w:tcBorders>
+              <w:top w:val="single" w:color="DDDDDD" w:sz="1"/>
+              <w:left w:val="single" w:color="DDDDDD" w:sz="1"/>
+              <w:bottom w:val="single" w:color="DDDDDD" w:sz="1"/>
+              <w:right w:val="single" w:color="DDDDDD" w:sz="1"/>
+            </w:tcBorders>
+            <w:shd w:fill="FFFFFF" w:val="clear"/>
+            <w:tcMar>
+              <w:top w:type="dxa" w:w="60"/>
+              <w:left w:type="dxa" w:w="100"/>
+              <w:bottom w:type="dxa" w:w="60"/>
+              <w:right w:type="dxa" w:w="100"/>
+            </w:tcMar>
+            <w:vAlign w:val="center"/>
+          </w:tcPr>
+          <w:p>
+            <w:pPr>
+              <w:spacing w:after="0" w:before="0" w:line="276"/>
+              <w:jc w:val="center"/>
+            </w:pPr>
+            <w:r>
+              <w:rPr>
+                <w:rFonts w:ascii="Noto Sans SC" w:cs="Noto Sans SC" w:eastAsia="Noto Sans SC" w:hAnsi="Noto Sans SC"/>
+                <w:b w:val="false"/>
+                <w:bCs w:val="false"/>
+                <w:i w:val="false"/>
+                <w:iCs w:val="false"/>
+                <w:color w:val="2C2C2C"/>
+                <w:sz w:val="18"/>
+                <w:szCs w:val="18"/>
+              </w:rPr>
+              <w:t xml:space="preserve">多智能体</w:t>
+            </w:r>
+          </w:p>
+        </w:tc>
+        <w:tc>
+          <w:tcPr>
+            <w:tcW w:type="dxa" w:w="4226"/>
+            <w:tcBorders>
+              <w:top w:val="single" w:color="DDDDDD" w:sz="1"/>
+              <w:left w:val="single" w:color="DDDDDD" w:sz="1"/>
+              <w:bottom w:val="single" w:color="DDDDDD" w:sz="1"/>
+              <w:right w:val="single" w:color="DDDDDD" w:sz="1"/>
+            </w:tcBorders>
+            <w:shd w:fill="FFFFFF" w:val="clear"/>
+            <w:tcMar>
+              <w:top w:type="dxa" w:w="60"/>
+              <w:left w:type="dxa" w:w="100"/>
+              <w:bottom w:type="dxa" w:w="60"/>
+              <w:right w:type="dxa" w:w="100"/>
+            </w:tcMar>
+            <w:vAlign w:val="center"/>
+          </w:tcPr>
+          <w:p>
+            <w:pPr>
+              <w:spacing w:after="0" w:before="0" w:line="276"/>
+              <w:jc w:val="left"/>
+            </w:pPr>
+            <w:r>
+              <w:rPr>
+                <w:rFonts w:ascii="Noto Sans SC" w:cs="Noto Sans SC" w:eastAsia="Noto Sans SC" w:hAnsi="Noto Sans SC"/>
+                <w:b w:val="false"/>
+                <w:bCs w:val="false"/>
+                <w:i w:val="false"/>
+                <w:iCs w:val="false"/>
+                <w:color w:val="2C2C2C"/>
+                <w:sz w:val="18"/>
+                <w:szCs w:val="18"/>
+              </w:rPr>
+              <w:t xml:space="preserve">多Agent协作、任务分解、记忆管理</w:t>
+            </w:r>
+          </w:p>
+        </w:tc>
+        <w:tc>
+          <w:tcPr>
+            <w:tcW w:type="dxa" w:w="3000"/>
+            <w:tcBorders>
+              <w:top w:val="single" w:color="DDDDDD" w:sz="1"/>
+              <w:left w:val="single" w:color="DDDDDD" w:sz="1"/>
+              <w:bottom w:val="single" w:color="DDDDDD" w:sz="1"/>
+              <w:right w:val="single" w:color="DDDDDD" w:sz="1"/>
+            </w:tcBorders>
+            <w:shd w:fill="FFFFFF" w:val="clear"/>
+            <w:tcMar>
+              <w:top w:type="dxa" w:w="60"/>
+              <w:left w:type="dxa" w:w="100"/>
+              <w:bottom w:type="dxa" w:w="60"/>
+              <w:right w:type="dxa" w:w="100"/>
+            </w:tcMar>
+            <w:vAlign w:val="center"/>
+          </w:tcPr>
+          <w:p>
+            <w:pPr>
+              <w:spacing w:after="0" w:before="0" w:line="276"/>
+              <w:jc w:val="left"/>
+            </w:pPr>
+            <w:r>
+              <w:rPr>
+                <w:rFonts w:ascii="Noto Sans SC" w:cs="Noto Sans SC" w:eastAsia="Noto Sans SC" w:hAnsi="Noto Sans SC"/>
+                <w:b w:val="false"/>
+                <w:bCs w:val="false"/>
+                <w:i w:val="false"/>
+                <w:iCs w:val="false"/>
+                <w:color w:val="2C2C2C"/>
+                <w:sz w:val="18"/>
+                <w:szCs w:val="18"/>
+              </w:rPr>
+              <w:t xml:space="preserve">AutoGen / CrewAI / LangGraph</w:t>
+            </w:r>
+          </w:p>
+        </w:tc>
+      </w:tr>
+      <w:tr>
+        <w:tc>
+          <w:tcPr>
+            <w:tcW w:type="dxa" w:w="1800"/>
+            <w:tcBorders>
+              <w:top w:val="single" w:color="DDDDDD" w:sz="1"/>
+              <w:left w:val="single" w:color="DDDDDD" w:sz="1"/>
+              <w:bottom w:val="single" w:color="DDDDDD" w:sz="1"/>
+              <w:right w:val="single" w:color="DDDDDD" w:sz="1"/>
+            </w:tcBorders>
+            <w:shd w:fill="F8F6F0" w:val="clear"/>
+            <w:tcMar>
+              <w:top w:type="dxa" w:w="60"/>
+              <w:left w:type="dxa" w:w="100"/>
+              <w:bottom w:type="dxa" w:w="60"/>
+              <w:right w:type="dxa" w:w="100"/>
+            </w:tcMar>
+            <w:vAlign w:val="center"/>
+          </w:tcPr>
+          <w:p>
+            <w:pPr>
+              <w:spacing w:after="0" w:before="0" w:line="276"/>
+              <w:jc w:val="center"/>
+            </w:pPr>
+            <w:r>
+              <w:rPr>
+                <w:rFonts w:ascii="Noto Sans SC" w:cs="Noto Sans SC" w:eastAsia="Noto Sans SC" w:hAnsi="Noto Sans SC"/>
+                <w:b w:val="false"/>
+                <w:bCs w:val="false"/>
+                <w:i w:val="false"/>
+                <w:iCs w:val="false"/>
+                <w:color w:val="2C2C2C"/>
+                <w:sz w:val="18"/>
+                <w:szCs w:val="18"/>
+              </w:rPr>
+              <w:t xml:space="preserve">模型微调</w:t>
+            </w:r>
+          </w:p>
+        </w:tc>
+        <w:tc>
+          <w:tcPr>
+            <w:tcW w:type="dxa" w:w="4226"/>
+            <w:tcBorders>
+              <w:top w:val="single" w:color="DDDDDD" w:sz="1"/>
+              <w:left w:val="single" w:color="DDDDDD" w:sz="1"/>
+              <w:bottom w:val="single" w:color="DDDDDD" w:sz="1"/>
+              <w:right w:val="single" w:color="DDDDDD" w:sz="1"/>
+            </w:tcBorders>
+            <w:shd w:fill="F8F6F0" w:val="clear"/>
+            <w:tcMar>
+              <w:top w:type="dxa" w:w="60"/>
+              <w:left w:type="dxa" w:w="100"/>
+              <w:bottom w:type="dxa" w:w="60"/>
+              <w:right w:type="dxa" w:w="100"/>
+            </w:tcMar>
+            <w:vAlign w:val="center"/>
+          </w:tcPr>
+          <w:p>
+            <w:pPr>
+              <w:spacing w:after="0" w:before="0" w:line="276"/>
+              <w:jc w:val="left"/>
+            </w:pPr>
+            <w:r>
+              <w:rPr>
+                <w:rFonts w:ascii="Noto Sans SC" w:cs="Noto Sans SC" w:eastAsia="Noto Sans SC" w:hAnsi="Noto Sans SC"/>
+                <w:b w:val="false"/>
+                <w:bCs w:val="false"/>
+                <w:i w:val="false"/>
+                <w:iCs w:val="false"/>
+                <w:color w:val="2C2C2C"/>
+                <w:sz w:val="18"/>
+                <w:szCs w:val="18"/>
+              </w:rPr>
+              <w:t xml:space="preserve">LoRA微调、数据标注、量化部署</w:t>
+            </w:r>
+          </w:p>
+        </w:tc>
+        <w:tc>
+          <w:tcPr>
+            <w:tcW w:type="dxa" w:w="3000"/>
+            <w:tcBorders>
+              <w:top w:val="single" w:color="DDDDDD" w:sz="1"/>
+              <w:left w:val="single" w:color="DDDDDD" w:sz="1"/>
+              <w:bottom w:val="single" w:color="DDDDDD" w:sz="1"/>
+              <w:right w:val="single" w:color="DDDDDD" w:sz="1"/>
+            </w:tcBorders>
+            <w:shd w:fill="F8F6F0" w:val="clear"/>
+            <w:tcMar>
+              <w:top w:type="dxa" w:w="60"/>
+              <w:left w:type="dxa" w:w="100"/>
+              <w:bottom w:type="dxa" w:w="60"/>
+              <w:right w:type="dxa" w:w="100"/>
+            </w:tcMar>
+            <w:vAlign w:val="center"/>
+          </w:tcPr>
+          <w:p>
+            <w:pPr>
+              <w:spacing w:after="0" w:before="0" w:line="276"/>
+              <w:jc w:val="left"/>
+            </w:pPr>
+            <w:r>
+              <w:rPr>
+                <w:rFonts w:ascii="Noto Sans SC" w:cs="Noto Sans SC" w:eastAsia="Noto Sans SC" w:hAnsi="Noto Sans SC"/>
+                <w:b w:val="false"/>
+                <w:bCs w:val="false"/>
+                <w:i w:val="false"/>
+                <w:iCs w:val="false"/>
+                <w:color w:val="2C2C2C"/>
+                <w:sz w:val="18"/>
+                <w:szCs w:val="18"/>
+              </w:rPr>
+              <w:t xml:space="preserve">HuggingFace / LLaMA-Factory / vLLM</w:t>
+            </w:r>
+          </w:p>
+        </w:tc>
+      </w:tr>
+      <w:tr>
+        <w:tc>
+          <w:tcPr>
+            <w:tcW w:type="dxa" w:w="1800"/>
+            <w:tcBorders>
+              <w:top w:val="single" w:color="DDDDDD" w:sz="1"/>
+              <w:left w:val="single" w:color="DDDDDD" w:sz="1"/>
+              <w:bottom w:val="single" w:color="DDDDDD" w:sz="1"/>
+              <w:right w:val="single" w:color="DDDDDD" w:sz="1"/>
+            </w:tcBorders>
+            <w:shd w:fill="FFFFFF" w:val="clear"/>
+            <w:tcMar>
+              <w:top w:type="dxa" w:w="60"/>
+              <w:left w:type="dxa" w:w="100"/>
+              <w:bottom w:type="dxa" w:w="60"/>
+              <w:right w:type="dxa" w:w="100"/>
+            </w:tcMar>
+            <w:vAlign w:val="center"/>
+          </w:tcPr>
+          <w:p>
+            <w:pPr>
+              <w:spacing w:after="0" w:before="0" w:line="276"/>
+              <w:jc w:val="center"/>
+            </w:pPr>
+            <w:r>
+              <w:rPr>
+                <w:rFonts w:ascii="Noto Sans SC" w:cs="Noto Sans SC" w:eastAsia="Noto Sans SC" w:hAnsi="Noto Sans SC"/>
+                <w:b w:val="false"/>
+                <w:bCs w:val="false"/>
+                <w:i w:val="false"/>
+                <w:iCs w:val="false"/>
+                <w:color w:val="2C2C2C"/>
+                <w:sz w:val="18"/>
+                <w:szCs w:val="18"/>
+              </w:rPr>
+              <w:t xml:space="preserve">产品落地</w:t>
+            </w:r>
+          </w:p>
+        </w:tc>
+        <w:tc>
+          <w:tcPr>
+            <w:tcW w:type="dxa" w:w="4226"/>
+            <w:tcBorders>
+              <w:top w:val="single" w:color="DDDDDD" w:sz="1"/>
+              <w:left w:val="single" w:color="DDDDDD" w:sz="1"/>
+              <w:bottom w:val="single" w:color="DDDDDD" w:sz="1"/>
+              <w:right w:val="single" w:color="DDDDDD" w:sz="1"/>
+            </w:tcBorders>
+            <w:shd w:fill="FFFFFF" w:val="clear"/>
+            <w:tcMar>
+              <w:top w:type="dxa" w:w="60"/>
+              <w:left w:type="dxa" w:w="100"/>
+              <w:bottom w:type="dxa" w:w="60"/>
+              <w:right w:type="dxa" w:w="100"/>
+            </w:tcMar>
+            <w:vAlign w:val="center"/>
+          </w:tcPr>
+          <w:p>
+            <w:pPr>
+              <w:spacing w:after="0" w:before="0" w:line="276"/>
+              <w:jc w:val="left"/>
+            </w:pPr>
+            <w:r>
+              <w:rPr>
+                <w:rFonts w:ascii="Noto Sans SC" w:cs="Noto Sans SC" w:eastAsia="Noto Sans SC" w:hAnsi="Noto Sans SC"/>
+                <w:b w:val="false"/>
+                <w:bCs w:val="false"/>
+                <w:i w:val="false"/>
+                <w:iCs w:val="false"/>
+                <w:color w:val="2C2C2C"/>
+                <w:sz w:val="18"/>
+                <w:szCs w:val="18"/>
+              </w:rPr>
+              <w:t xml:space="preserve">前后端开发、Docker部署、CI/CD</w:t>
+            </w:r>
+          </w:p>
+        </w:tc>
+        <w:tc>
+          <w:tcPr>
+            <w:tcW w:type="dxa" w:w="3000"/>
+            <w:tcBorders>
+              <w:top w:val="single" w:color="DDDDDD" w:sz="1"/>
+              <w:left w:val="single" w:color="DDDDDD" w:sz="1"/>
+              <w:bottom w:val="single" w:color="DDDDDD" w:sz="1"/>
+              <w:right w:val="single" w:color="DDDDDD" w:sz="1"/>
+            </w:tcBorders>
+            <w:shd w:fill="FFFFFF" w:val="clear"/>
+            <w:tcMar>
+              <w:top w:type="dxa" w:w="60"/>
+              <w:left w:type="dxa" w:w="100"/>
+              <w:bottom w:type="dxa" w:w="60"/>
+              <w:right w:type="dxa" w:w="100"/>
+            </w:tcMar>
+            <w:vAlign w:val="center"/>
+          </w:tcPr>
+          <w:p>
+            <w:pPr>
+              <w:spacing w:after="0" w:before="0" w:line="276"/>
+              <w:jc w:val="left"/>
+            </w:pPr>
+            <w:r>
+              <w:rPr>
+                <w:rFonts w:ascii="Noto Sans SC" w:cs="Noto Sans SC" w:eastAsia="Noto Sans SC" w:hAnsi="Noto Sans SC"/>
+                <w:b w:val="false"/>
+                <w:bCs w:val="false"/>
+                <w:i w:val="false"/>
+                <w:iCs w:val="false"/>
+                <w:color w:val="2C2C2C"/>
+                <w:sz w:val="18"/>
+                <w:szCs w:val="18"/>
+              </w:rPr>
+              <w:t xml:space="preserve">FastAPI / Gradio / Docker</w:t>
+            </w:r>
+          </w:p>
+        </w:tc>
+      </w:tr>
+    </w:tbl>
+    <w:tbl>
+      <w:tblPr>
+        <w:tblW w:type="dxa" w:w="9026"/>
+        <w:tblBorders>
+          <w:top w:val="single" w:color="auto" w:sz="4"/>
+          <w:left w:val="single" w:color="auto" w:sz="4"/>
+          <w:bottom w:val="single" w:color="auto" w:sz="4"/>
+          <w:right w:val="single" w:color="auto" w:sz="4"/>
+          <w:insideH w:val="single" w:color="auto" w:sz="4"/>
+          <w:insideV w:val="single" w:color="auto" w:sz="4"/>
+        </w:tblBorders>
+      </w:tblPr>
+      <w:tblGrid>
+        <w:gridCol w:w="9026"/>
+      </w:tblGrid>
+      <w:tr>
+        <w:trPr>
+          <w:trHeight w:val="380" w:hRule="exact"/>
+        </w:trPr>
+        <w:tc>
+          <w:tcPr>
+            <w:tcW w:type="dxa" w:w="9026"/>
+            <w:tcBorders>
+              <w:top w:val="none" w:sz="0"/>
+              <w:left w:val="none" w:sz="0"/>
+              <w:bottom w:val="none" w:sz="0"/>
+              <w:right w:val="none" w:sz="0"/>
+            </w:tcBorders>
+            <w:shd w:fill="F5ECD7" w:val="clear"/>
+            <w:tcMar>
+              <w:top w:type="dxa" w:w="60"/>
+              <w:left w:type="dxa" w:w="100"/>
+              <w:bottom w:type="dxa" w:w="60"/>
+              <w:right w:type="dxa" w:w="100"/>
+            </w:tcMar>
+            <w:vAlign w:val="center"/>
+          </w:tcPr>
+          <w:p>
+            <w:pPr>
+              <w:spacing w:after="0" w:before="0" w:line="276"/>
+              <w:jc w:val="left"/>
+            </w:pPr>
+            <w:r>
+              <w:rPr>
+                <w:rFonts w:ascii="Noto Sans SC" w:cs="Noto Sans SC" w:eastAsia="Noto Sans SC" w:hAnsi="Noto Sans SC"/>
+                <w:b/>
+                <w:bCs/>
+                <w:i w:val="false"/>
+                <w:iCs w:val="false"/>
+                <w:color w:val="1A7B6B"/>
+                <w:sz w:val="18"/>
+                <w:szCs w:val="18"/>
+              </w:rPr>
+              <w:t xml:space="preserve">就业方向：</w:t>
+            </w:r>
+            <w:r>
+              <w:rPr>
+                <w:rFonts w:ascii="Noto Sans SC" w:cs="Noto Sans SC" w:eastAsia="Noto Sans SC" w:hAnsi="Noto Sans SC"/>
+                <w:b w:val="false"/>
+                <w:bCs w:val="false"/>
+                <w:i w:val="false"/>
+                <w:iCs w:val="false"/>
+                <w:color w:val="2C2C2C"/>
+                <w:sz w:val="18"/>
+                <w:szCs w:val="18"/>
+              </w:rPr>
+              <w:t xml:space="preserve">AI智能体开发工程师 / 大模型应用开发 / RAG工程师</w:t>
+            </w:r>
+          </w:p>
+        </w:tc>
+      </w:tr>
+    </w:tbl>
+    <w:p>
+      <w:pPr>
+        <w:spacing w:after="0" w:before="80"/>
+      </w:pPr>
+    </w:p>
     <w:tbl>
       <w:tblPr>
         <w:tblW w:type="dxa" w:w="9026"/>
@@ -8792,6 +10534,314 @@
           </w:p>
         </w:tc>
       </w:tr>
+      <w:tr>
+        <w:tc>
+          <w:tcPr>
+            <w:tcW w:type="dxa" w:w="1800"/>
+            <w:tcBorders>
+              <w:top w:val="single" w:color="DDDDDD" w:sz="1"/>
+              <w:left w:val="single" w:color="DDDDDD" w:sz="1"/>
+              <w:bottom w:val="single" w:color="DDDDDD" w:sz="1"/>
+              <w:right w:val="single" w:color="DDDDDD" w:sz="1"/>
+            </w:tcBorders>
+            <w:shd w:fill="F8F6F0" w:val="clear"/>
+            <w:tcMar>
+              <w:top w:type="dxa" w:w="60"/>
+              <w:left w:type="dxa" w:w="100"/>
+              <w:bottom w:type="dxa" w:w="60"/>
+              <w:right w:type="dxa" w:w="100"/>
+            </w:tcMar>
+            <w:vAlign w:val="center"/>
+          </w:tcPr>
+          <w:p>
+            <w:pPr>
+              <w:spacing w:after="0" w:before="0" w:line="276"/>
+              <w:jc w:val="center"/>
+            </w:pPr>
+            <w:r>
+              <w:rPr>
+                <w:rFonts w:ascii="Noto Sans SC" w:cs="Noto Sans SC" w:eastAsia="Noto Sans SC" w:hAnsi="Noto Sans SC"/>
+                <w:b w:val="false"/>
+                <w:bCs w:val="false"/>
+                <w:i w:val="false"/>
+                <w:iCs w:val="false"/>
+                <w:color w:val="2C2C2C"/>
+                <w:sz w:val="18"/>
+                <w:szCs w:val="18"/>
+              </w:rPr>
+              <w:t xml:space="preserve">AI智能体应用</w:t>
+            </w:r>
+          </w:p>
+        </w:tc>
+        <w:tc>
+          <w:tcPr>
+            <w:tcW w:type="dxa" w:w="2500"/>
+            <w:tcBorders>
+              <w:top w:val="single" w:color="DDDDDD" w:sz="1"/>
+              <w:left w:val="single" w:color="DDDDDD" w:sz="1"/>
+              <w:bottom w:val="single" w:color="DDDDDD" w:sz="1"/>
+              <w:right w:val="single" w:color="DDDDDD" w:sz="1"/>
+            </w:tcBorders>
+            <w:shd w:fill="F8F6F0" w:val="clear"/>
+            <w:tcMar>
+              <w:top w:type="dxa" w:w="60"/>
+              <w:left w:type="dxa" w:w="100"/>
+              <w:bottom w:type="dxa" w:w="60"/>
+              <w:right w:type="dxa" w:w="100"/>
+            </w:tcMar>
+            <w:vAlign w:val="center"/>
+          </w:tcPr>
+          <w:p>
+            <w:pPr>
+              <w:spacing w:after="0" w:before="0" w:line="276"/>
+              <w:jc w:val="center"/>
+            </w:pPr>
+            <w:r>
+              <w:rPr>
+                <w:rFonts w:ascii="Noto Sans SC" w:cs="Noto Sans SC" w:eastAsia="Noto Sans SC" w:hAnsi="Noto Sans SC"/>
+                <w:b w:val="false"/>
+                <w:bCs w:val="false"/>
+                <w:i w:val="false"/>
+                <w:iCs w:val="false"/>
+                <w:color w:val="2C2C2C"/>
+                <w:sz w:val="18"/>
+                <w:szCs w:val="18"/>
+              </w:rPr>
+              <w:t xml:space="preserve">业务人员/运营</w:t>
+            </w:r>
+          </w:p>
+        </w:tc>
+        <w:tc>
+          <w:tcPr>
+            <w:tcW w:type="dxa" w:w="2726"/>
+            <w:tcBorders>
+              <w:top w:val="single" w:color="DDDDDD" w:sz="1"/>
+              <w:left w:val="single" w:color="DDDDDD" w:sz="1"/>
+              <w:bottom w:val="single" w:color="DDDDDD" w:sz="1"/>
+              <w:right w:val="single" w:color="DDDDDD" w:sz="1"/>
+            </w:tcBorders>
+            <w:shd w:fill="F8F6F0" w:val="clear"/>
+            <w:tcMar>
+              <w:top w:type="dxa" w:w="60"/>
+              <w:left w:type="dxa" w:w="100"/>
+              <w:bottom w:type="dxa" w:w="60"/>
+              <w:right w:type="dxa" w:w="100"/>
+            </w:tcMar>
+            <w:vAlign w:val="center"/>
+          </w:tcPr>
+          <w:p>
+            <w:pPr>
+              <w:spacing w:after="0" w:before="0" w:line="276"/>
+              <w:jc w:val="center"/>
+            </w:pPr>
+            <w:r>
+              <w:rPr>
+                <w:rFonts w:ascii="Noto Sans SC" w:cs="Noto Sans SC" w:eastAsia="Noto Sans SC" w:hAnsi="Noto Sans SC"/>
+                <w:b w:val="false"/>
+                <w:bCs w:val="false"/>
+                <w:i w:val="false"/>
+                <w:iCs w:val="false"/>
+                <w:color w:val="2C2C2C"/>
+                <w:sz w:val="18"/>
+                <w:szCs w:val="18"/>
+              </w:rPr>
+              <w:t xml:space="preserve">低代码+工作流+集成</w:t>
+            </w:r>
+          </w:p>
+        </w:tc>
+        <w:tc>
+          <w:tcPr>
+            <w:tcW w:type="dxa" w:w="2000"/>
+            <w:tcBorders>
+              <w:top w:val="single" w:color="DDDDDD" w:sz="1"/>
+              <w:left w:val="single" w:color="DDDDDD" w:sz="1"/>
+              <w:bottom w:val="single" w:color="DDDDDD" w:sz="1"/>
+              <w:right w:val="single" w:color="DDDDDD" w:sz="1"/>
+            </w:tcBorders>
+            <w:shd w:fill="F8F6F0" w:val="clear"/>
+            <w:tcMar>
+              <w:top w:type="dxa" w:w="60"/>
+              <w:left w:type="dxa" w:w="100"/>
+              <w:bottom w:type="dxa" w:w="60"/>
+              <w:right w:type="dxa" w:w="100"/>
+            </w:tcMar>
+            <w:vAlign w:val="center"/>
+          </w:tcPr>
+          <w:p>
+            <w:pPr>
+              <w:spacing w:after="0" w:before="0" w:line="276"/>
+              <w:jc w:val="center"/>
+            </w:pPr>
+            <w:r>
+              <w:rPr>
+                <w:rFonts w:ascii="Noto Sans SC" w:cs="Noto Sans SC" w:eastAsia="Noto Sans SC" w:hAnsi="Noto Sans SC"/>
+                <w:b w:val="false"/>
+                <w:bCs w:val="false"/>
+                <w:i w:val="false"/>
+                <w:iCs w:val="false"/>
+                <w:color w:val="2C2C2C"/>
+                <w:sz w:val="18"/>
+                <w:szCs w:val="18"/>
+              </w:rPr>
+              <w:t xml:space="preserve">10K-22K</w:t>
+            </w:r>
+          </w:p>
+        </w:tc>
+      </w:tr>
+      <w:tr>
+        <w:tc>
+          <w:tcPr>
+            <w:tcW w:type="dxa" w:w="1800"/>
+            <w:tcBorders>
+              <w:top w:val="single" w:color="DDDDDD" w:sz="1"/>
+              <w:left w:val="single" w:color="DDDDDD" w:sz="1"/>
+              <w:bottom w:val="single" w:color="DDDDDD" w:sz="1"/>
+              <w:right w:val="single" w:color="DDDDDD" w:sz="1"/>
+            </w:tcBorders>
+            <w:shd w:fill="FFFFFF" w:val="clear"/>
+            <w:tcMar>
+              <w:top w:type="dxa" w:w="60"/>
+              <w:left w:type="dxa" w:w="100"/>
+              <w:bottom w:type="dxa" w:w="60"/>
+              <w:right w:type="dxa" w:w="100"/>
+            </w:tcMar>
+            <w:vAlign w:val="center"/>
+          </w:tcPr>
+          <w:p>
+            <w:pPr>
+              <w:spacing w:after="0" w:before="0" w:line="276"/>
+              <w:jc w:val="center"/>
+            </w:pPr>
+            <w:r>
+              <w:rPr>
+                <w:rFonts w:ascii="Noto Sans SC" w:cs="Noto Sans SC" w:eastAsia="Noto Sans SC" w:hAnsi="Noto Sans SC"/>
+                <w:b w:val="false"/>
+                <w:bCs w:val="false"/>
+                <w:i w:val="false"/>
+                <w:iCs w:val="false"/>
+                <w:color w:val="2C2C2C"/>
+                <w:sz w:val="18"/>
+                <w:szCs w:val="18"/>
+              </w:rPr>
+              <w:t xml:space="preserve">AI智能体开发</w:t>
+            </w:r>
+          </w:p>
+        </w:tc>
+        <w:tc>
+          <w:tcPr>
+            <w:tcW w:type="dxa" w:w="2500"/>
+            <w:tcBorders>
+              <w:top w:val="single" w:color="DDDDDD" w:sz="1"/>
+              <w:left w:val="single" w:color="DDDDDD" w:sz="1"/>
+              <w:bottom w:val="single" w:color="DDDDDD" w:sz="1"/>
+              <w:right w:val="single" w:color="DDDDDD" w:sz="1"/>
+            </w:tcBorders>
+            <w:shd w:fill="FFFFFF" w:val="clear"/>
+            <w:tcMar>
+              <w:top w:type="dxa" w:w="60"/>
+              <w:left w:type="dxa" w:w="100"/>
+              <w:bottom w:type="dxa" w:w="60"/>
+              <w:right w:type="dxa" w:w="100"/>
+            </w:tcMar>
+            <w:vAlign w:val="center"/>
+          </w:tcPr>
+          <w:p>
+            <w:pPr>
+              <w:spacing w:after="0" w:before="0" w:line="276"/>
+              <w:jc w:val="center"/>
+            </w:pPr>
+            <w:r>
+              <w:rPr>
+                <w:rFonts w:ascii="Noto Sans SC" w:cs="Noto Sans SC" w:eastAsia="Noto Sans SC" w:hAnsi="Noto Sans SC"/>
+                <w:b w:val="false"/>
+                <w:bCs w:val="false"/>
+                <w:i w:val="false"/>
+                <w:iCs w:val="false"/>
+                <w:color w:val="2C2C2C"/>
+                <w:sz w:val="18"/>
+                <w:szCs w:val="18"/>
+              </w:rPr>
+              <w:t xml:space="preserve">开发者/技术转型</w:t>
+            </w:r>
+          </w:p>
+        </w:tc>
+        <w:tc>
+          <w:tcPr>
+            <w:tcW w:type="dxa" w:w="2726"/>
+            <w:tcBorders>
+              <w:top w:val="single" w:color="DDDDDD" w:sz="1"/>
+              <w:left w:val="single" w:color="DDDDDD" w:sz="1"/>
+              <w:bottom w:val="single" w:color="DDDDDD" w:sz="1"/>
+              <w:right w:val="single" w:color="DDDDDD" w:sz="1"/>
+            </w:tcBorders>
+            <w:shd w:fill="FFFFFF" w:val="clear"/>
+            <w:tcMar>
+              <w:top w:type="dxa" w:w="60"/>
+              <w:left w:type="dxa" w:w="100"/>
+              <w:bottom w:type="dxa" w:w="60"/>
+              <w:right w:type="dxa" w:w="100"/>
+            </w:tcMar>
+            <w:vAlign w:val="center"/>
+          </w:tcPr>
+          <w:p>
+            <w:pPr>
+              <w:spacing w:after="0" w:before="0" w:line="276"/>
+              <w:jc w:val="center"/>
+            </w:pPr>
+            <w:r>
+              <w:rPr>
+                <w:rFonts w:ascii="Noto Sans SC" w:cs="Noto Sans SC" w:eastAsia="Noto Sans SC" w:hAnsi="Noto Sans SC"/>
+                <w:b w:val="false"/>
+                <w:bCs w:val="false"/>
+                <w:i w:val="false"/>
+                <w:iCs w:val="false"/>
+                <w:color w:val="2C2C2C"/>
+                <w:sz w:val="18"/>
+                <w:szCs w:val="18"/>
+              </w:rPr>
+              <w:t xml:space="preserve">编程+框架+部署</w:t>
+            </w:r>
+          </w:p>
+        </w:tc>
+        <w:tc>
+          <w:tcPr>
+            <w:tcW w:type="dxa" w:w="2000"/>
+            <w:tcBorders>
+              <w:top w:val="single" w:color="DDDDDD" w:sz="1"/>
+              <w:left w:val="single" w:color="DDDDDD" w:sz="1"/>
+              <w:bottom w:val="single" w:color="DDDDDD" w:sz="1"/>
+              <w:right w:val="single" w:color="DDDDDD" w:sz="1"/>
+            </w:tcBorders>
+            <w:shd w:fill="FFFFFF" w:val="clear"/>
+            <w:tcMar>
+              <w:top w:type="dxa" w:w="60"/>
+              <w:left w:type="dxa" w:w="100"/>
+              <w:bottom w:type="dxa" w:w="60"/>
+              <w:right w:type="dxa" w:w="100"/>
+            </w:tcMar>
+            <w:vAlign w:val="center"/>
+          </w:tcPr>
+          <w:p>
+            <w:pPr>
+              <w:spacing w:after="0" w:before="0" w:line="276"/>
+              <w:jc w:val="center"/>
+            </w:pPr>
+            <w:r>
+              <w:rPr>
+                <w:rFonts w:ascii="Noto Sans SC" w:cs="Noto Sans SC" w:eastAsia="Noto Sans SC" w:hAnsi="Noto Sans SC"/>
+                <w:b w:val="false"/>
+                <w:bCs w:val="false"/>
+                <w:i w:val="false"/>
+                <w:iCs w:val="false"/>
+                <w:color w:val="2C2C2C"/>
+                <w:sz w:val="18"/>
+                <w:szCs w:val="18"/>
+              </w:rPr>
+              <w:t xml:space="preserve">15K-35K</w:t>
+            </w:r>
+          </w:p>
+        </w:tc>
+      </w:tr>
     </w:tbl>
     <w:p>
       <w:pPr>
@@ -8830,13 +10880,14 @@
         </w:tblBorders>
       </w:tblPr>
       <w:tblGrid>
-        <w:gridCol w:w="4513"/>
-        <w:gridCol w:w="4513"/>
+        <w:gridCol w:w="3008"/>
+        <w:gridCol w:w="3008"/>
+        <w:gridCol w:w="3008"/>
       </w:tblGrid>
       <w:tr>
         <w:tc>
           <w:tcPr>
-            <w:tcW w:type="dxa" w:w="4513"/>
+            <w:tcW w:type="dxa" w:w="3008"/>
             <w:tcBorders>
               <w:top w:val="none" w:sz="0"/>
               <w:left w:val="none" w:sz="0"/>
@@ -8865,8 +10916,8 @@
                 <w:i w:val="false"/>
                 <w:iCs w:val="false"/>
                 <w:color w:val="1A7B6B"/>
-                <w:sz w:val="24"/>
-                <w:szCs w:val="24"/>
+                <w:sz w:val="20"/>
+                <w:szCs w:val="20"/>
               </w:rPr>
               <w:t xml:space="preserve">文本生成</w:t>
             </w:r>
@@ -8884,8 +10935,8 @@
                 <w:i w:val="false"/>
                 <w:iCs w:val="false"/>
                 <w:color w:val="2C2C2C"/>
-                <w:sz w:val="18"/>
-                <w:szCs w:val="18"/>
+                <w:sz w:val="15"/>
+                <w:szCs w:val="15"/>
               </w:rPr>
               <w:t xml:space="preserve">ChatGPT / 文心一言 / Kimi / 通义千问</w:t>
             </w:r>
@@ -8893,7 +10944,7 @@
         </w:tc>
         <w:tc>
           <w:tcPr>
-            <w:tcW w:type="dxa" w:w="4513"/>
+            <w:tcW w:type="dxa" w:w="3008"/>
             <w:tcBorders>
               <w:top w:val="none" w:sz="0"/>
               <w:left w:val="none" w:sz="0"/>
@@ -8922,8 +10973,8 @@
                 <w:i w:val="false"/>
                 <w:iCs w:val="false"/>
                 <w:color w:val="1A7B6B"/>
-                <w:sz w:val="24"/>
-                <w:szCs w:val="24"/>
+                <w:sz w:val="20"/>
+                <w:szCs w:val="20"/>
               </w:rPr>
               <w:t xml:space="preserve">图像创作</w:t>
             </w:r>
@@ -8941,10 +10992,67 @@
                 <w:i w:val="false"/>
                 <w:iCs w:val="false"/>
                 <w:color w:val="2C2C2C"/>
-                <w:sz w:val="18"/>
-                <w:szCs w:val="18"/>
+                <w:sz w:val="15"/>
+                <w:szCs w:val="15"/>
               </w:rPr>
               <w:t xml:space="preserve">Midjourney / Stable Diffusion / DALL-E</w:t>
+            </w:r>
+          </w:p>
+        </w:tc>
+        <w:tc>
+          <w:tcPr>
+            <w:tcW w:type="dxa" w:w="3008"/>
+            <w:tcBorders>
+              <w:top w:val="none" w:sz="0"/>
+              <w:left w:val="none" w:sz="0"/>
+              <w:bottom w:val="none" w:sz="0"/>
+              <w:right w:val="none" w:sz="0"/>
+            </w:tcBorders>
+            <w:shd w:fill="E8F3F1" w:val="clear"/>
+            <w:tcMar>
+              <w:top w:type="dxa" w:w="60"/>
+              <w:left w:type="dxa" w:w="100"/>
+              <w:bottom w:type="dxa" w:w="60"/>
+              <w:right w:type="dxa" w:w="100"/>
+            </w:tcMar>
+            <w:vAlign w:val="center"/>
+          </w:tcPr>
+          <w:p>
+            <w:pPr>
+              <w:spacing w:after="0" w:before="0" w:line="276"/>
+              <w:jc w:val="center"/>
+            </w:pPr>
+            <w:r>
+              <w:rPr>
+                <w:rFonts w:ascii="Noto Sans SC" w:cs="Noto Sans SC" w:eastAsia="Noto Sans SC" w:hAnsi="Noto Sans SC"/>
+                <w:b/>
+                <w:bCs/>
+                <w:i w:val="false"/>
+                <w:iCs w:val="false"/>
+                <w:color w:val="1A7B6B"/>
+                <w:sz w:val="20"/>
+                <w:szCs w:val="20"/>
+              </w:rPr>
+              <w:t xml:space="preserve">视频制作</w:t>
+            </w:r>
+          </w:p>
+          <w:p>
+            <w:pPr>
+              <w:spacing w:after="0" w:before="0" w:line="276"/>
+              <w:jc w:val="center"/>
+            </w:pPr>
+            <w:r>
+              <w:rPr>
+                <w:rFonts w:ascii="Noto Sans SC" w:cs="Noto Sans SC" w:eastAsia="Noto Sans SC" w:hAnsi="Noto Sans SC"/>
+                <w:b w:val="false"/>
+                <w:bCs w:val="false"/>
+                <w:i w:val="false"/>
+                <w:iCs w:val="false"/>
+                <w:color w:val="2C2C2C"/>
+                <w:sz w:val="15"/>
+                <w:szCs w:val="15"/>
+              </w:rPr>
+              <w:t xml:space="preserve">Runway / Pika / 剪映 / D-ID</w:t>
             </w:r>
           </w:p>
         </w:tc>
@@ -8963,13 +11071,14 @@
         </w:tblBorders>
       </w:tblPr>
       <w:tblGrid>
-        <w:gridCol w:w="4513"/>
-        <w:gridCol w:w="4513"/>
+        <w:gridCol w:w="3008"/>
+        <w:gridCol w:w="3008"/>
+        <w:gridCol w:w="3008"/>
       </w:tblGrid>
       <w:tr>
         <w:tc>
           <w:tcPr>
-            <w:tcW w:type="dxa" w:w="4513"/>
+            <w:tcW w:type="dxa" w:w="3008"/>
             <w:tcBorders>
               <w:top w:val="none" w:sz="0"/>
               <w:left w:val="none" w:sz="0"/>
@@ -8998,35 +11107,35 @@
                 <w:i w:val="false"/>
                 <w:iCs w:val="false"/>
                 <w:color w:val="1A7B6B"/>
-                <w:sz w:val="24"/>
-                <w:szCs w:val="24"/>
-              </w:rPr>
-              <w:t xml:space="preserve">视频制作</w:t>
-            </w:r>
-          </w:p>
-          <w:p>
-            <w:pPr>
-              <w:spacing w:after="0" w:before="0" w:line="276"/>
-              <w:jc w:val="center"/>
-            </w:pPr>
-            <w:r>
-              <w:rPr>
-                <w:rFonts w:ascii="Noto Sans SC" w:cs="Noto Sans SC" w:eastAsia="Noto Sans SC" w:hAnsi="Noto Sans SC"/>
-                <w:b w:val="false"/>
-                <w:bCs w:val="false"/>
-                <w:i w:val="false"/>
-                <w:iCs w:val="false"/>
-                <w:color w:val="2C2C2C"/>
-                <w:sz w:val="18"/>
-                <w:szCs w:val="18"/>
-              </w:rPr>
-              <w:t xml:space="preserve">Runway / Pika / 剪映 / D-ID</w:t>
-            </w:r>
-          </w:p>
-        </w:tc>
-        <w:tc>
-          <w:tcPr>
-            <w:tcW w:type="dxa" w:w="4513"/>
+                <w:sz w:val="20"/>
+                <w:szCs w:val="20"/>
+              </w:rPr>
+              <w:t xml:space="preserve">智能体平台</w:t>
+            </w:r>
+          </w:p>
+          <w:p>
+            <w:pPr>
+              <w:spacing w:after="0" w:before="0" w:line="276"/>
+              <w:jc w:val="center"/>
+            </w:pPr>
+            <w:r>
+              <w:rPr>
+                <w:rFonts w:ascii="Noto Sans SC" w:cs="Noto Sans SC" w:eastAsia="Noto Sans SC" w:hAnsi="Noto Sans SC"/>
+                <w:b w:val="false"/>
+                <w:bCs w:val="false"/>
+                <w:i w:val="false"/>
+                <w:iCs w:val="false"/>
+                <w:color w:val="2C2C2C"/>
+                <w:sz w:val="15"/>
+                <w:szCs w:val="15"/>
+              </w:rPr>
+              <w:t xml:space="preserve">Coze / Dify / 扣子 / FastGPT</w:t>
+            </w:r>
+          </w:p>
+        </w:tc>
+        <w:tc>
+          <w:tcPr>
+            <w:tcW w:type="dxa" w:w="3008"/>
             <w:tcBorders>
               <w:top w:val="none" w:sz="0"/>
               <w:left w:val="none" w:sz="0"/>
@@ -9055,8 +11164,8 @@
                 <w:i w:val="false"/>
                 <w:iCs w:val="false"/>
                 <w:color w:val="1A7B6B"/>
-                <w:sz w:val="24"/>
-                <w:szCs w:val="24"/>
+                <w:sz w:val="20"/>
+                <w:szCs w:val="20"/>
               </w:rPr>
               <w:t xml:space="preserve">办公效率</w:t>
             </w:r>
@@ -9074,10 +11183,67 @@
                 <w:i w:val="false"/>
                 <w:iCs w:val="false"/>
                 <w:color w:val="2C2C2C"/>
-                <w:sz w:val="18"/>
-                <w:szCs w:val="18"/>
-              </w:rPr>
-              <w:t xml:space="preserve">WPS AI / 飞书 / Gamma / Coze</w:t>
+                <w:sz w:val="15"/>
+                <w:szCs w:val="15"/>
+              </w:rPr>
+              <w:t xml:space="preserve">WPS AI / 飞书 / Gamma / n8n</w:t>
+            </w:r>
+          </w:p>
+        </w:tc>
+        <w:tc>
+          <w:tcPr>
+            <w:tcW w:type="dxa" w:w="3008"/>
+            <w:tcBorders>
+              <w:top w:val="none" w:sz="0"/>
+              <w:left w:val="none" w:sz="0"/>
+              <w:bottom w:val="none" w:sz="0"/>
+              <w:right w:val="none" w:sz="0"/>
+            </w:tcBorders>
+            <w:shd w:fill="E8F3F1" w:val="clear"/>
+            <w:tcMar>
+              <w:top w:type="dxa" w:w="60"/>
+              <w:left w:type="dxa" w:w="100"/>
+              <w:bottom w:type="dxa" w:w="60"/>
+              <w:right w:type="dxa" w:w="100"/>
+            </w:tcMar>
+            <w:vAlign w:val="center"/>
+          </w:tcPr>
+          <w:p>
+            <w:pPr>
+              <w:spacing w:after="0" w:before="0" w:line="276"/>
+              <w:jc w:val="center"/>
+            </w:pPr>
+            <w:r>
+              <w:rPr>
+                <w:rFonts w:ascii="Noto Sans SC" w:cs="Noto Sans SC" w:eastAsia="Noto Sans SC" w:hAnsi="Noto Sans SC"/>
+                <w:b/>
+                <w:bCs/>
+                <w:i w:val="false"/>
+                <w:iCs w:val="false"/>
+                <w:color w:val="1A7B6B"/>
+                <w:sz w:val="20"/>
+                <w:szCs w:val="20"/>
+              </w:rPr>
+              <w:t xml:space="preserve">开发框架</w:t>
+            </w:r>
+          </w:p>
+          <w:p>
+            <w:pPr>
+              <w:spacing w:after="0" w:before="0" w:line="276"/>
+              <w:jc w:val="center"/>
+            </w:pPr>
+            <w:r>
+              <w:rPr>
+                <w:rFonts w:ascii="Noto Sans SC" w:cs="Noto Sans SC" w:eastAsia="Noto Sans SC" w:hAnsi="Noto Sans SC"/>
+                <w:b w:val="false"/>
+                <w:bCs w:val="false"/>
+                <w:i w:val="false"/>
+                <w:iCs w:val="false"/>
+                <w:color w:val="2C2C2C"/>
+                <w:sz w:val="15"/>
+                <w:szCs w:val="15"/>
+              </w:rPr>
+              <w:t xml:space="preserve">LangChain / AutoGen / CrewAI / LangGraph</w:t>
             </w:r>
           </w:p>
         </w:tc>

--- a/广师大AIGC职业技能培训招生简章_大折页_V2.docx
+++ b/广师大AIGC职业技能培训招生简章_大折页_V2.docx
@@ -6967,7 +6967,7 @@
                 <w:sz w:val="18"/>
                 <w:szCs w:val="18"/>
               </w:rPr>
-              <w:t xml:space="preserve">FastAPI / Gradio / Docker</w:t>
+              <w:t xml:space="preserve">FastAPI / Streamlit / Docker</w:t>
             </w:r>
           </w:p>
         </w:tc>
@@ -7983,7 +7983,7 @@
                 <w:sz w:val="28"/>
                 <w:szCs w:val="28"/>
               </w:rPr>
-              <w:t xml:space="preserve">100+合作企业 | 3000+名企内推</w:t>
+              <w:t xml:space="preserve">100+合作企业 | 500+名企内推</w:t>
             </w:r>
           </w:p>
         </w:tc>
@@ -9353,7 +9353,7 @@
                 <w:sz w:val="40"/>
                 <w:szCs w:val="40"/>
               </w:rPr>
-              <w:t xml:space="preserve">8K-15K</w:t>
+              <w:t xml:space="preserve">6K-15K</w:t>
             </w:r>
           </w:p>
           <w:p>
@@ -9410,7 +9410,7 @@
                 <w:sz w:val="40"/>
                 <w:szCs w:val="40"/>
               </w:rPr>
-              <w:t xml:space="preserve">3000+</w:t>
+              <w:t xml:space="preserve">500+</w:t>
             </w:r>
           </w:p>
           <w:p>
@@ -10067,7 +10067,7 @@
                 <w:sz w:val="18"/>
                 <w:szCs w:val="18"/>
               </w:rPr>
-              <w:t xml:space="preserve">8K-15K</w:t>
+              <w:t xml:space="preserve">6K-18K</w:t>
             </w:r>
           </w:p>
         </w:tc>
@@ -10221,7 +10221,7 @@
                 <w:sz w:val="18"/>
                 <w:szCs w:val="18"/>
               </w:rPr>
-              <w:t xml:space="preserve">10K-18K</w:t>
+              <w:t xml:space="preserve">8K-20K</w:t>
             </w:r>
           </w:p>
         </w:tc>
@@ -10375,7 +10375,7 @@
                 <w:sz w:val="18"/>
                 <w:szCs w:val="18"/>
               </w:rPr>
-              <w:t xml:space="preserve">9K-16K</w:t>
+              <w:t xml:space="preserve">7K-22K</w:t>
             </w:r>
           </w:p>
         </w:tc>
@@ -10529,7 +10529,7 @@
                 <w:sz w:val="18"/>
                 <w:szCs w:val="18"/>
               </w:rPr>
-              <w:t xml:space="preserve">7K-12K</w:t>
+              <w:t xml:space="preserve">6K-12K</w:t>
             </w:r>
           </w:p>
         </w:tc>
@@ -10683,7 +10683,7 @@
                 <w:sz w:val="18"/>
                 <w:szCs w:val="18"/>
               </w:rPr>
-              <w:t xml:space="preserve">10K-22K</w:t>
+              <w:t xml:space="preserve">8K-18K</w:t>
             </w:r>
           </w:p>
         </w:tc>
@@ -10837,7 +10837,7 @@
                 <w:sz w:val="18"/>
                 <w:szCs w:val="18"/>
               </w:rPr>
-              <w:t xml:space="preserve">15K-35K</w:t>
+              <w:t xml:space="preserve">12K-28K</w:t>
             </w:r>
           </w:p>
         </w:tc>
@@ -13406,7 +13406,7 @@
                 <w:sz w:val="20"/>
                 <w:szCs w:val="20"/>
               </w:rPr>
-              <w:t xml:space="preserve">高中及以上学历，18-35岁，对AIGC行业有兴趣者</w:t>
+              <w:t xml:space="preserve">中职/中技/高中及以上学历毕业生，在校大学生及社会从业者均可报名</w:t>
             </w:r>
           </w:p>
         </w:tc>

--- a/广师大AIGC职业技能培训招生简章_大折页_V2.docx
+++ b/广师大AIGC职业技能培训招生简章_大折页_V2.docx
@@ -7727,7 +7727,7 @@
                 <w:sz w:val="22"/>
                 <w:szCs w:val="22"/>
               </w:rPr>
-              <w:t xml:space="preserve">入学指导</w:t>
+              <w:t xml:space="preserve">专职班主任</w:t>
             </w:r>
           </w:p>
           <w:p>
@@ -7746,7 +7746,7 @@
                 <w:sz w:val="16"/>
                 <w:szCs w:val="16"/>
               </w:rPr>
-              <w:t xml:space="preserve">1对1选课与职业规划</w:t>
+              <w:t xml:space="preserve">全程学习生活管理</w:t>
             </w:r>
           </w:p>
         </w:tc>
@@ -7784,7 +7784,7 @@
                 <w:sz w:val="22"/>
                 <w:szCs w:val="22"/>
               </w:rPr>
-              <w:t xml:space="preserve">学习辅导</w:t>
+              <w:t xml:space="preserve">24小时安保</w:t>
             </w:r>
           </w:p>
           <w:p>
@@ -7803,7 +7803,7 @@
                 <w:sz w:val="16"/>
                 <w:szCs w:val="16"/>
               </w:rPr>
-              <w:t xml:space="preserve">课后答疑与项目评审</w:t>
+              <w:t xml:space="preserve">校园安全保障</w:t>
             </w:r>
           </w:p>
         </w:tc>
@@ -7843,7 +7843,7 @@
                 <w:sz w:val="22"/>
                 <w:szCs w:val="22"/>
               </w:rPr>
-              <w:t xml:space="preserve">生活保障</w:t>
+              <w:t xml:space="preserve">学员意外保险</w:t>
             </w:r>
           </w:p>
           <w:p>
@@ -7862,7 +7862,7 @@
                 <w:sz w:val="16"/>
                 <w:szCs w:val="16"/>
               </w:rPr>
-              <w:t xml:space="preserve">住宿餐饮全方位保障</w:t>
+              <w:t xml:space="preserve">安全保障全覆盖</w:t>
             </w:r>
           </w:p>
         </w:tc>
@@ -7900,7 +7900,7 @@
                 <w:sz w:val="22"/>
                 <w:szCs w:val="22"/>
               </w:rPr>
-              <w:t xml:space="preserve">就业跟踪</w:t>
+              <w:t xml:space="preserve">就业跟踪服务</w:t>
             </w:r>
           </w:p>
           <w:p>
@@ -7919,7 +7919,7 @@
                 <w:sz w:val="16"/>
                 <w:szCs w:val="16"/>
               </w:rPr>
-              <w:t xml:space="preserve">结业后持续推荐就业</w:t>
+              <w:t xml:space="preserve">结业后持续跟踪</w:t>
             </w:r>
           </w:p>
         </w:tc>
@@ -11747,7 +11747,7 @@
           <w:sz w:val="28"/>
           <w:szCs w:val="28"/>
         </w:rPr>
-        <w:t xml:space="preserve">教学安排</w:t>
+        <w:t xml:space="preserve">学习时间安排</w:t>
       </w:r>
     </w:p>
     <w:tbl>
@@ -11959,7 +11959,7 @@
                 <w:sz w:val="20"/>
                 <w:szCs w:val="20"/>
               </w:rPr>
-              <w:t xml:space="preserve">4周</w:t>
+              <w:t xml:space="preserve">2周</w:t>
             </w:r>
           </w:p>
         </w:tc>
@@ -11997,7 +11997,7 @@
                 <w:sz w:val="20"/>
                 <w:szCs w:val="20"/>
               </w:rPr>
-              <w:t xml:space="preserve">AIGC基础认知与工具入门</w:t>
+              <w:t xml:space="preserve">AI工具入门、提示词工程、行业认知</w:t>
             </w:r>
           </w:p>
         </w:tc>
@@ -12037,7 +12037,7 @@
                 <w:sz w:val="20"/>
                 <w:szCs w:val="20"/>
               </w:rPr>
-              <w:t xml:space="preserve">核心阶段</w:t>
+              <w:t xml:space="preserve">专业阶段</w:t>
             </w:r>
           </w:p>
         </w:tc>
@@ -12075,7 +12075,7 @@
                 <w:sz w:val="20"/>
                 <w:szCs w:val="20"/>
               </w:rPr>
-              <w:t xml:space="preserve">8周</w:t>
+              <w:t xml:space="preserve">4周</w:t>
             </w:r>
           </w:p>
         </w:tc>
@@ -12113,7 +12113,7 @@
                 <w:sz w:val="20"/>
                 <w:szCs w:val="20"/>
               </w:rPr>
-              <w:t xml:space="preserve">方向核心技能深度训练</w:t>
+              <w:t xml:space="preserve">所选方向深度技能训练、项目实操</w:t>
             </w:r>
           </w:p>
         </w:tc>
@@ -12153,7 +12153,7 @@
                 <w:sz w:val="20"/>
                 <w:szCs w:val="20"/>
               </w:rPr>
-              <w:t xml:space="preserve">项目阶段</w:t>
+              <w:t xml:space="preserve">实战阶段</w:t>
             </w:r>
           </w:p>
         </w:tc>
@@ -12191,7 +12191,7 @@
                 <w:sz w:val="20"/>
                 <w:szCs w:val="20"/>
               </w:rPr>
-              <w:t xml:space="preserve">4周</w:t>
+              <w:t xml:space="preserve">2周</w:t>
             </w:r>
           </w:p>
         </w:tc>
@@ -12229,7 +12229,7 @@
                 <w:sz w:val="20"/>
                 <w:szCs w:val="20"/>
               </w:rPr>
-              <w:t xml:space="preserve">真实项目全流程实操</w:t>
+              <w:t xml:space="preserve">企业真实项目、团队协作、作品集打造</w:t>
             </w:r>
           </w:p>
         </w:tc>
@@ -12307,7 +12307,7 @@
                 <w:sz w:val="20"/>
                 <w:szCs w:val="20"/>
               </w:rPr>
-              <w:t xml:space="preserve">4周</w:t>
+              <w:t xml:space="preserve">1周</w:t>
             </w:r>
           </w:p>
         </w:tc>
@@ -12345,12 +12345,36 @@
                 <w:sz w:val="20"/>
                 <w:szCs w:val="20"/>
               </w:rPr>
-              <w:t xml:space="preserve">求职准备与企业双选</w:t>
+              <w:t xml:space="preserve">简历辅导、模拟面试、名企内推</w:t>
             </w:r>
           </w:p>
         </w:tc>
       </w:tr>
     </w:tbl>
+    <w:p>
+      <w:pPr>
+        <w:spacing w:after="0" w:before="40"/>
+      </w:pPr>
+    </w:p>
+    <w:p>
+      <w:pPr>
+        <w:spacing w:after="0" w:before="0" w:line="276"/>
+        <w:jc w:val="center"/>
+      </w:pPr>
+      <w:r>
+        <w:rPr>
+          <w:rFonts w:ascii="Noto Sans SC" w:cs="Noto Sans SC" w:eastAsia="Noto Sans SC" w:hAnsi="Noto Sans SC"/>
+          <w:b w:val="false"/>
+          <w:bCs w:val="false"/>
+          <w:i w:val="false"/>
+          <w:iCs w:val="false"/>
+          <w:color w:val="2C2C2C"/>
+          <w:sz w:val="18"/>
+          <w:szCs w:val="18"/>
+        </w:rPr>
+        <w:t xml:space="preserve">总学时：9周(约2个月) · 全日制/周末班可选</w:t>
+      </w:r>
+    </w:p>
     <w:p>
       <w:r>
         <w:br w:type="page"/>
@@ -12868,7 +12892,7 @@
                 <w:sz w:val="20"/>
                 <w:szCs w:val="20"/>
               </w:rPr>
-              <w:t xml:space="preserve">零基础可以学吗？</w:t>
+              <w:t xml:space="preserve">零基础能学会吗？</w:t>
             </w:r>
           </w:p>
           <w:p>
@@ -12900,7 +12924,7 @@
                 <w:sz w:val="18"/>
                 <w:szCs w:val="18"/>
               </w:rPr>
-              <w:t xml:space="preserve">可以。课程从零基础出发，循序渐进，配备专属学习导师全程辅导。</w:t>
+              <w:t xml:space="preserve">完全可以！课程从基础工具操作开始，循序渐进。70%以上时间为实战练习，老师手把手教学，确保每位学员都能掌握。</w:t>
             </w:r>
           </w:p>
         </w:tc>
@@ -12974,7 +12998,7 @@
                 <w:sz w:val="20"/>
                 <w:szCs w:val="20"/>
               </w:rPr>
-              <w:t xml:space="preserve">学完能达到什么水平？</w:t>
+              <w:t xml:space="preserve">结业证书含金量如何？</w:t>
             </w:r>
           </w:p>
           <w:p>
@@ -13006,7 +13030,7 @@
                 <w:sz w:val="18"/>
                 <w:szCs w:val="18"/>
               </w:rPr>
-              <w:t xml:space="preserve">可独立完成AIGC项目全流程，达到企业入职标准，获权威认证证书。</w:t>
+              <w:t xml:space="preserve">广师大颁发的结业证书全省认可，同时可考取人社部/工信部职业技能等级证书，全国通用，求职升职有保障。</w:t>
             </w:r>
           </w:p>
         </w:tc>
@@ -13112,7 +13136,7 @@
                 <w:sz w:val="18"/>
                 <w:szCs w:val="18"/>
               </w:rPr>
-              <w:t xml:space="preserve">入学签就业推荐协议，100+合作企业内推，就业率98%以上。</w:t>
+              <w:t xml:space="preserve">100+合作企业、500+名企内推名额。结业即推荐就业，提供3年免费技能升级服务，确保职业持续发展。</w:t>
             </w:r>
           </w:p>
         </w:tc>
@@ -13186,7 +13210,7 @@
                 <w:sz w:val="20"/>
                 <w:szCs w:val="20"/>
               </w:rPr>
-              <w:t xml:space="preserve">学习期间有实习机会吗？</w:t>
+              <w:t xml:space="preserve">可以试听吗？</w:t>
             </w:r>
           </w:p>
           <w:p>
@@ -13218,7 +13242,7 @@
                 <w:sz w:val="18"/>
                 <w:szCs w:val="18"/>
               </w:rPr>
-              <w:t xml:space="preserve">有。项目阶段即进入企业真实项目实训，优秀学员可获实习offer。</w:t>
+              <w:t xml:space="preserve">欢迎预约到校参观试听！拨打400-885-6216或添加微信13927030319预约即可。</w:t>
             </w:r>
           </w:p>
         </w:tc>
@@ -13484,7 +13508,7 @@
                 <w:sz w:val="20"/>
                 <w:szCs w:val="20"/>
               </w:rPr>
-              <w:t xml:space="preserve">2026年7月起，每月滚动开班</w:t>
+              <w:t xml:space="preserve">每月滚动开班（具体日期请咨询）</w:t>
             </w:r>
           </w:p>
         </w:tc>
@@ -13562,7 +13586,7 @@
                 <w:sz w:val="20"/>
                 <w:szCs w:val="20"/>
               </w:rPr>
-              <w:t xml:space="preserve">广东技术师范大学校本部（广州市天河区）</w:t>
+              <w:t xml:space="preserve">广师大北校区（广州）</w:t>
             </w:r>
           </w:p>
         </w:tc>
@@ -13602,7 +13626,7 @@
                 <w:sz w:val="20"/>
                 <w:szCs w:val="20"/>
               </w:rPr>
-              <w:t xml:space="preserve">住宿安排</w:t>
+              <w:t xml:space="preserve">住宿</w:t>
             </w:r>
           </w:p>
         </w:tc>
@@ -13640,7 +13664,7 @@
                 <w:sz w:val="20"/>
                 <w:szCs w:val="20"/>
               </w:rPr>
-              <w:t xml:space="preserve">校内学生公寓，4人间独立卫浴空调</w:t>
+              <w:t xml:space="preserve">校内学生宿舍</w:t>
             </w:r>
           </w:p>
         </w:tc>
@@ -13680,7 +13704,7 @@
                 <w:sz w:val="20"/>
                 <w:szCs w:val="20"/>
               </w:rPr>
-              <w:t xml:space="preserve">餐饮服务</w:t>
+              <w:t xml:space="preserve">餐饮</w:t>
             </w:r>
           </w:p>
         </w:tc>
@@ -13718,7 +13742,7 @@
                 <w:sz w:val="20"/>
                 <w:szCs w:val="20"/>
               </w:rPr>
-              <w:t xml:space="preserve">校内多风味食堂，日均消费约30元</w:t>
+              <w:t xml:space="preserve">校内食堂</w:t>
             </w:r>
           </w:p>
         </w:tc>
@@ -13798,7 +13822,7 @@
                 <w:sz w:val="22"/>
                 <w:szCs w:val="22"/>
               </w:rPr>
-              <w:t xml:space="preserve">① 早鸟报名立减2000元</w:t>
+              <w:t xml:space="preserve">🔥 前30名报名立减500元</w:t>
             </w:r>
           </w:p>
           <w:p>
@@ -13817,7 +13841,7 @@
                 <w:sz w:val="22"/>
                 <w:szCs w:val="22"/>
               </w:rPr>
-              <w:t xml:space="preserve">② 两人同报各减1000元</w:t>
+              <w:t xml:space="preserve">👥 团报2人以上各减300元</w:t>
             </w:r>
           </w:p>
           <w:p>
@@ -13836,7 +13860,7 @@
                 <w:sz w:val="22"/>
                 <w:szCs w:val="22"/>
               </w:rPr>
-              <w:t xml:space="preserve">③ 在校生凭学生证额外优惠500元</w:t>
+              <w:t xml:space="preserve">🎓 凭学生证享9折</w:t>
             </w:r>
           </w:p>
         </w:tc>
@@ -13901,7 +13925,7 @@
           <w:sz w:val="20"/>
           <w:szCs w:val="20"/>
         </w:rPr>
-        <w:t xml:space="preserve">官方微信：广师大AIGC培训</w:t>
+        <w:t xml:space="preserve">咨询微信：13927030319</w:t>
       </w:r>
     </w:p>
     <w:p>
@@ -13920,7 +13944,26 @@
           <w:sz w:val="20"/>
           <w:szCs w:val="20"/>
         </w:rPr>
-        <w:t xml:space="preserve">学校地址：广州市天河区中山大道西293号</w:t>
+        <w:t xml:space="preserve">现场咨询：广州市越秀区矿泉街道广园西路183号</w:t>
+      </w:r>
+    </w:p>
+    <w:p>
+      <w:pPr>
+        <w:spacing w:after="0" w:before="0" w:line="276"/>
+        <w:jc w:val="center"/>
+      </w:pPr>
+      <w:r>
+        <w:rPr>
+          <w:rFonts w:ascii="Noto Sans SC" w:cs="Noto Sans SC" w:eastAsia="Noto Sans SC" w:hAnsi="Noto Sans SC"/>
+          <w:b w:val="false"/>
+          <w:bCs w:val="false"/>
+          <w:i w:val="false"/>
+          <w:iCs w:val="false"/>
+          <w:color w:val="2C2C2C"/>
+          <w:sz w:val="20"/>
+          <w:szCs w:val="20"/>
+        </w:rPr>
+        <w:t xml:space="preserve">广师大北校区综合楼三楼</w:t>
       </w:r>
     </w:p>
     <w:p>
@@ -14085,7 +14128,7 @@
           <w:sz w:val="16"/>
           <w:szCs w:val="16"/>
         </w:rPr>
-        <w:t xml:space="preserve">本简章解释权归广东技术师范大学所有</w:t>
+        <w:t xml:space="preserve">本简章最终解释权归广师大所有</w:t>
       </w:r>
     </w:p>
     <w:p>
@@ -14104,7 +14147,7 @@
           <w:sz w:val="16"/>
           <w:szCs w:val="16"/>
         </w:rPr>
-        <w:t xml:space="preserve">未经授权，禁止转载或用于商业用途</w:t>
+        <w:t xml:space="preserve">编制日期：2026年6月</w:t>
       </w:r>
     </w:p>
     <w:sectPr>

--- a/广师大AIGC职业技能培训招生简章_大折页_V2.docx
+++ b/广师大AIGC职业技能培训招生简章_大折页_V2.docx
@@ -1544,7 +1544,7 @@
           <w:sz w:val="26"/>
           <w:szCs w:val="26"/>
         </w:rPr>
-        <w:t xml:space="preserve">方向一：AI电商运营</w:t>
+        <w:t xml:space="preserve">方向一：AI全域电商运营</w:t>
       </w:r>
     </w:p>
     <w:tbl>
@@ -2336,7 +2336,7 @@
                 <w:sz w:val="18"/>
                 <w:szCs w:val="18"/>
               </w:rPr>
-              <w:t xml:space="preserve">全链路AI电商运营项目实操</w:t>
+              <w:t xml:space="preserve">全链路AI全域电商运营项目实操</w:t>
             </w:r>
           </w:p>
         </w:tc>
@@ -2473,7 +2473,7 @@
           <w:sz w:val="26"/>
           <w:szCs w:val="26"/>
         </w:rPr>
-        <w:t xml:space="preserve">方向二：AI视觉设计</w:t>
+        <w:t xml:space="preserve">方向二：AI全栈视觉设计</w:t>
       </w:r>
     </w:p>
     <w:tbl>
@@ -3375,7 +3375,7 @@
                 <w:sz w:val="18"/>
                 <w:szCs w:val="18"/>
               </w:rPr>
-              <w:t xml:space="preserve">AI视觉设计师 / 品牌设计师 / UI设计师</w:t>
+              <w:t xml:space="preserve">AI全栈视觉设计师 / 品牌设计师 / UI设计师</w:t>
             </w:r>
           </w:p>
         </w:tc>
@@ -9953,7 +9953,7 @@
                 <w:sz w:val="18"/>
                 <w:szCs w:val="18"/>
               </w:rPr>
-              <w:t xml:space="preserve">AI电商运营</w:t>
+              <w:t xml:space="preserve">AI全域电商运营</w:t>
             </w:r>
           </w:p>
         </w:tc>
@@ -10107,7 +10107,7 @@
                 <w:sz w:val="18"/>
                 <w:szCs w:val="18"/>
               </w:rPr>
-              <w:t xml:space="preserve">AI视觉设计</w:t>
+              <w:t xml:space="preserve">AI全栈视觉设计</w:t>
             </w:r>
           </w:p>
         </w:tc>
@@ -13030,7 +13030,7 @@
                 <w:sz w:val="18"/>
                 <w:szCs w:val="18"/>
               </w:rPr>
-              <w:t xml:space="preserve">广师大颁发的结业证书全省认可，同时可考取人社部/工信部职业技能等级证书，全国通用，求职升职有保障。</w:t>
+              <w:t xml:space="preserve">广师大颁发的结业证书权威认可，同时可考取人社部/工信部职业技能等级证书，全国通用，求职升职有保障。</w:t>
             </w:r>
           </w:p>
         </w:tc>
